--- a/reports/Predictive_Construction_Project_Overrun_Model_Case_Study.docx
+++ b/reports/Predictive_Construction_Project_Overrun_Model_Case_Study.docx
@@ -2,133 +2,16 @@
 <file path=word/document.xml><?xml version="1.0" encoding="utf-8"?>
 <w:document xmlns:wpc="http://schemas.microsoft.com/office/word/2010/wordprocessingCanvas" xmlns:cx="http://schemas.microsoft.com/office/drawing/2014/chartex" xmlns:cx1="http://schemas.microsoft.com/office/drawing/2015/9/8/chartex" xmlns:cx2="http://schemas.microsoft.com/office/drawing/2015/10/21/chartex" xmlns:cx3="http://schemas.microsoft.com/office/drawing/2016/5/9/chartex" xmlns:cx4="http://schemas.microsoft.com/office/drawing/2016/5/10/chartex" xmlns:cx5="http://schemas.microsoft.com/office/drawing/2016/5/11/chartex" xmlns:cx6="http://schemas.microsoft.com/office/drawing/2016/5/12/chartex" xmlns:cx7="http://schemas.microsoft.com/office/drawing/2016/5/13/chartex" xmlns:cx8="http://schemas.microsoft.com/office/drawing/2016/5/14/chartex" xmlns:mc="http://schemas.openxmlformats.org/markup-compatibility/2006" xmlns:aink="http://schemas.microsoft.com/office/drawing/2016/ink" xmlns:am3d="http://schemas.microsoft.com/office/drawing/2017/model3d" xmlns:o="urn:schemas-microsoft-com:office:office" xmlns:oel="http://schemas.microsoft.com/office/2019/extlst" xmlns:r="http://schemas.openxmlformats.org/officeDocument/2006/relationships" xmlns:m="http://schemas.openxmlformats.org/officeDocument/2006/math" xmlns:v="urn:schemas-microsoft-com:vml" xmlns:wp14="http://schemas.microsoft.com/office/word/2010/wordprocessingDrawing" xmlns:wp="http://schemas.openxmlformats.org/drawingml/2006/wordprocessingDrawing" xmlns:w10="urn:schemas-microsoft-com:office:word" xmlns:w="http://schemas.openxmlformats.org/wordprocessingml/2006/main" xmlns:w14="http://schemas.microsoft.com/office/word/2010/wordml" xmlns:w15="http://schemas.microsoft.com/office/word/2012/wordml" xmlns:w16cei="http://schemas.microsoft.com/office/word/2026/wordml/cei" xmlns:w16cex="http://schemas.microsoft.com/office/word/2018/wordml/cex" xmlns:w16cid="http://schemas.microsoft.com/office/word/2016/wordml/cid" xmlns:w16="http://schemas.microsoft.com/office/word/2018/wordml" xmlns:w16du="http://schemas.microsoft.com/office/word/2023/wordml/word16du" xmlns:w16sdtdh="http://schemas.microsoft.com/office/word/2020/wordml/sdtdatahash" xmlns:w16sdtfl="http://schemas.microsoft.com/office/word/2024/wordml/sdtformatlock" xmlns:w16se="http://schemas.microsoft.com/office/word/2015/wordml/symex" xmlns:wpg="http://schemas.microsoft.com/office/word/2010/wordprocessingGroup" xmlns:wpi="http://schemas.microsoft.com/office/word/2010/wordprocessingInk" xmlns:wne="http://schemas.microsoft.com/office/word/2006/wordml" xmlns:wps="http://schemas.microsoft.com/office/word/2010/wordprocessingShape" mc:Ignorable="w14 w15 w16se w16cid w16 w16cex w16sdtdh w16sdtfl w16du wp14">
   <w:body>
-    <w:p>
-      <w:pPr>
-        <w:jc w:val="center"/>
-      </w:pPr>
-      <w:r>
-        <w:rPr>
-          <w:rFonts w:ascii="Roboto Slab" w:hAnsi="Roboto Slab"/>
-          <w:b/>
-          <w:color w:val="071A2C"/>
-          <w:sz w:val="58"/>
-        </w:rPr>
-        <w:t>PREDICTIVE CONSTRUCTION</w:t>
-      </w:r>
-      <w:r>
-        <w:rPr>
-          <w:rFonts w:ascii="Roboto Slab" w:hAnsi="Roboto Slab"/>
-          <w:b/>
-          <w:color w:val="071A2C"/>
-          <w:sz w:val="58"/>
-        </w:rPr>
-        <w:br/>
-        <w:t>PROJECT OVERRUN MODEL</w:t>
-      </w:r>
-    </w:p>
-    <w:p>
-      <w:pPr>
-        <w:jc w:val="center"/>
-      </w:pPr>
-      <w:r>
-        <w:rPr>
-          <w:color w:val="155F86"/>
-          <w:sz w:val="30"/>
-        </w:rPr>
-        <w:t>Early-Warning Classification and Regression</w:t>
-      </w:r>
-      <w:r>
-        <w:rPr>
-          <w:color w:val="155F86"/>
-          <w:sz w:val="30"/>
-        </w:rPr>
-        <w:br/>
-        <w:t>for Cost Overruns and Schedule Delays</w:t>
-      </w:r>
-    </w:p>
-    <w:p/>
-    <w:p>
-      <w:pPr>
-        <w:jc w:val="center"/>
-      </w:pPr>
-      <w:r>
-        <w:rPr>
-          <w:noProof/>
-        </w:rPr>
-        <w:drawing>
-          <wp:inline distT="0" distB="0" distL="0" distR="0" wp14:anchorId="55A362F9" wp14:editId="7818D2D4">
-            <wp:extent cx="6172200" cy="5944653"/>
-            <wp:effectExtent l="0" t="0" r="0" b="0"/>
-            <wp:docPr id="1" name="Picture 1"/>
-            <wp:cNvGraphicFramePr>
-              <a:graphicFrameLocks xmlns:a="http://schemas.openxmlformats.org/drawingml/2006/main" noChangeAspect="1"/>
-            </wp:cNvGraphicFramePr>
-            <a:graphic xmlns:a="http://schemas.openxmlformats.org/drawingml/2006/main">
-              <a:graphicData uri="http://schemas.openxmlformats.org/drawingml/2006/picture">
-                <pic:pic xmlns:pic="http://schemas.openxmlformats.org/drawingml/2006/picture">
-                  <pic:nvPicPr>
-                    <pic:cNvPr id="0" name="executive_model_dashboard.png"/>
-                    <pic:cNvPicPr/>
-                  </pic:nvPicPr>
-                  <pic:blipFill>
-                    <a:blip r:embed="rId8"/>
-                    <a:stretch>
-                      <a:fillRect/>
-                    </a:stretch>
-                  </pic:blipFill>
-                  <pic:spPr>
-                    <a:xfrm>
-                      <a:off x="0" y="0"/>
-                      <a:ext cx="6172200" cy="5944653"/>
-                    </a:xfrm>
-                    <a:prstGeom prst="rect">
-                      <a:avLst/>
-                    </a:prstGeom>
-                  </pic:spPr>
-                </pic:pic>
-              </a:graphicData>
-            </a:graphic>
-          </wp:inline>
-        </w:drawing>
-      </w:r>
-    </w:p>
-    <w:p>
-      <w:pPr>
-        <w:jc w:val="center"/>
-      </w:pPr>
-      <w:r>
-        <w:rPr>
-          <w:b/>
-          <w:color w:val="071A2C"/>
-          <w:sz w:val="22"/>
-        </w:rPr>
-        <w:lastRenderedPageBreak/>
-        <w:br/>
-        <w:t>Project code: IP-DA-003</w:t>
-      </w:r>
-      <w:r>
-        <w:rPr>
-          <w:b/>
-          <w:color w:val="071A2C"/>
-          <w:sz w:val="22"/>
-        </w:rPr>
-        <w:br/>
-        <w:t>Sponsor: In Project LLC</w:t>
-      </w:r>
-      <w:r>
-        <w:rPr>
-          <w:b/>
-          <w:color w:val="071A2C"/>
-          <w:sz w:val="22"/>
-        </w:rPr>
-        <w:br/>
-        <w:t>Analyst: Narciso M. Dickson, PMP®</w:t>
-      </w:r>
-    </w:p>
     <w:tbl>
       <w:tblPr>
         <w:tblW w:w="10282" w:type="dxa"/>
         <w:tblLayout w:type="fixed"/>
+        <w:tblCellMar>
+          <w:top w:w="460" w:type="dxa"/>
+          <w:left w:w="400" w:type="dxa"/>
+          <w:bottom w:w="520" w:type="dxa"/>
+          <w:right w:w="400" w:type="dxa"/>
+        </w:tblCellMar>
         <w:tblLook w:val="04A0" w:firstRow="1" w:lastRow="0" w:firstColumn="1" w:lastColumn="0" w:noHBand="0" w:noVBand="1"/>
       </w:tblPr>
       <w:tblGrid>
@@ -141,25 +24,194 @@
         <w:tc>
           <w:tcPr>
             <w:tcW w:w="10282" w:type="dxa"/>
-            <w:shd w:val="clear" w:color="auto" w:fill="FFF2CC"/>
-          </w:tcPr>
-          <w:p>
+            <w:shd w:val="clear" w:color="auto" w:fill="02000B"/>
+          </w:tcPr>
+          <w:p>
+            <w:pPr>
+              <w:spacing w:after="280"/>
+            </w:pPr>
+            <w:r>
+              <w:rPr>
+                <w:noProof/>
+              </w:rPr>
+              <w:drawing>
+                <wp:inline distT="0" distB="0" distL="0" distR="0" wp14:anchorId="22F6AD8E" wp14:editId="6C6CF600">
+                  <wp:extent cx="2231136" cy="512064"/>
+                  <wp:effectExtent l="0" t="0" r="0" b="0"/>
+                  <wp:docPr id="5" name="Picture 5" descr="In Project LLC logo"/>
+                  <wp:cNvGraphicFramePr>
+                    <a:graphicFrameLocks xmlns:a="http://schemas.openxmlformats.org/drawingml/2006/main" noChangeAspect="1"/>
+                  </wp:cNvGraphicFramePr>
+                  <a:graphic xmlns:a="http://schemas.openxmlformats.org/drawingml/2006/main">
+                    <a:graphicData uri="http://schemas.openxmlformats.org/drawingml/2006/picture">
+                      <pic:pic xmlns:pic="http://schemas.openxmlformats.org/drawingml/2006/picture">
+                        <pic:nvPicPr>
+                          <pic:cNvPr id="0" name="brand_logo.png"/>
+                          <pic:cNvPicPr/>
+                        </pic:nvPicPr>
+                        <pic:blipFill>
+                          <a:blip r:embed="rId8"/>
+                          <a:stretch>
+                            <a:fillRect/>
+                          </a:stretch>
+                        </pic:blipFill>
+                        <pic:spPr>
+                          <a:xfrm>
+                            <a:off x="0" y="0"/>
+                            <a:ext cx="2231136" cy="512064"/>
+                          </a:xfrm>
+                          <a:prstGeom prst="rect">
+                            <a:avLst/>
+                          </a:prstGeom>
+                        </pic:spPr>
+                      </pic:pic>
+                    </a:graphicData>
+                  </a:graphic>
+                </wp:inline>
+              </w:drawing>
+            </w:r>
+          </w:p>
+          <w:p>
+            <w:pPr>
+              <w:spacing w:after="120"/>
+            </w:pPr>
             <w:r>
               <w:rPr>
                 <w:b/>
-                <w:sz w:val="18"/>
-              </w:rPr>
-              <w:t>Synthetic-data disclosure: All project records and model outcomes are fictional. Model performance is not an industry benchmark, and production use on real construction projects is not authorized by this portfolio project.</w:t>
+                <w:color w:val="BD5A43"/>
+                <w:sz w:val="18"/>
+              </w:rPr>
+              <w:t>PORTFOLIO CASE STUDY</w:t>
+            </w:r>
+          </w:p>
+          <w:p>
+            <w:pPr>
+              <w:spacing w:after="200"/>
+            </w:pPr>
+            <w:r>
+              <w:rPr>
+                <w:rFonts w:ascii="Roboto Slab" w:hAnsi="Roboto Slab"/>
+                <w:b/>
+                <w:color w:val="FFFFFF"/>
+                <w:sz w:val="52"/>
+              </w:rPr>
+              <w:t>Predictive Construction</w:t>
+            </w:r>
+            <w:r>
+              <w:br/>
+            </w:r>
+            <w:r>
+              <w:rPr>
+                <w:rFonts w:ascii="Roboto Slab" w:hAnsi="Roboto Slab"/>
+                <w:b/>
+                <w:color w:val="FFFFFF"/>
+                <w:sz w:val="52"/>
+              </w:rPr>
+              <w:t>Project Overrun Model</w:t>
+            </w:r>
+          </w:p>
+          <w:p>
+            <w:pPr>
+              <w:spacing w:after="440"/>
+            </w:pPr>
+            <w:r>
+              <w:rPr>
+                <w:color w:val="EDEAE2"/>
+                <w:sz w:val="26"/>
+              </w:rPr>
+              <w:t>Early-warning classification and regression for cost overruns and schedule delays</w:t>
+            </w:r>
+          </w:p>
+          <w:p>
+            <w:pPr>
+              <w:spacing w:after="120"/>
+            </w:pPr>
+            <w:r>
+              <w:rPr>
+                <w:b/>
+                <w:color w:val="FFFFFF"/>
+                <w:sz w:val="22"/>
+              </w:rPr>
+              <w:t>Narciso M. Dickson  ·  In Project LLC</w:t>
+            </w:r>
+          </w:p>
+          <w:p>
+            <w:pPr>
+              <w:spacing w:after="80"/>
+            </w:pPr>
+            <w:r>
+              <w:rPr>
+                <w:color w:val="C8C3BA"/>
+                <w:sz w:val="18"/>
+              </w:rPr>
+              <w:t>Analytics lifecycle: Ask · Prepare · Process · Analyze · Share · Act</w:t>
+            </w:r>
+          </w:p>
+          <w:p>
+            <w:pPr>
+              <w:spacing w:after="0"/>
+            </w:pPr>
+            <w:r>
+              <w:rPr>
+                <w:color w:val="C8C3BA"/>
+                <w:sz w:val="18"/>
+              </w:rPr>
+              <w:t>August 2026  ·  2,362 projects  ·  40 predictors  ·  2019–2025</w:t>
+            </w:r>
+          </w:p>
+        </w:tc>
+      </w:tr>
+      <w:tr>
+        <w:tblPrEx>
+          <w:tblCellMar>
+            <w:top w:w="240" w:type="dxa"/>
+            <w:bottom w:w="260" w:type="dxa"/>
+          </w:tblCellMar>
+        </w:tblPrEx>
+        <w:trPr>
+          <w:cantSplit/>
+        </w:trPr>
+        <w:tc>
+          <w:tcPr>
+            <w:tcW w:w="10282" w:type="dxa"/>
+            <w:shd w:val="clear" w:color="auto" w:fill="EDEAE2"/>
+          </w:tcPr>
+          <w:p>
+            <w:pPr>
+              <w:spacing w:after="0"/>
+            </w:pPr>
+            <w:r>
+              <w:rPr>
+                <w:b/>
+                <w:color w:val="A04732"/>
+                <w:sz w:val="19"/>
+              </w:rPr>
+              <w:t xml:space="preserve">Synthetic-data disclosure  </w:t>
+            </w:r>
+            <w:r>
+              <w:rPr>
+                <w:sz w:val="19"/>
+              </w:rPr>
+              <w:t>All project records and model outcomes are fictional. Model performance is not an industry benchmark, and production use on real construction projects is not authorized by this portfolio project.</w:t>
             </w:r>
           </w:p>
         </w:tc>
       </w:tr>
     </w:tbl>
+    <w:p>
+      <w:pPr>
+        <w:spacing w:after="0"/>
+      </w:pPr>
+      <w:r>
+        <w:br w:type="page"/>
+      </w:r>
+    </w:p>
     <w:p>
       <w:pPr>
         <w:pStyle w:val="ContentsHeading"/>
       </w:pPr>
       <w:r>
+        <w:lastRenderedPageBreak/>
         <w:t>Contents</w:t>
       </w:r>
     </w:p>
@@ -185,7 +237,7 @@
       <w:r>
         <w:fldChar w:fldCharType="separate"/>
       </w:r>
-      <w:hyperlink w:anchor="_Toc236848991" w:history="1">
+      <w:hyperlink w:anchor="_Toc236851207" w:history="1">
         <w:r>
           <w:rPr>
             <w:rStyle w:val="Hyperlink"/>
@@ -212,7 +264,7 @@
             <w:noProof/>
             <w:webHidden/>
           </w:rPr>
-          <w:instrText xml:space="preserve"> PAGEREF _Toc236848991 \h </w:instrText>
+          <w:instrText xml:space="preserve"> PAGEREF _Toc236851207 \h </w:instrText>
         </w:r>
         <w:r>
           <w:rPr>
@@ -256,7 +308,7 @@
           <w14:ligatures w14:val="standardContextual"/>
         </w:rPr>
       </w:pPr>
-      <w:hyperlink w:anchor="_Toc236848992" w:history="1">
+      <w:hyperlink w:anchor="_Toc236851208" w:history="1">
         <w:r>
           <w:rPr>
             <w:rStyle w:val="Hyperlink"/>
@@ -283,7 +335,7 @@
             <w:noProof/>
             <w:webHidden/>
           </w:rPr>
-          <w:instrText xml:space="preserve"> PAGEREF _Toc236848992 \h </w:instrText>
+          <w:instrText xml:space="preserve"> PAGEREF _Toc236851208 \h </w:instrText>
         </w:r>
         <w:r>
           <w:rPr>
@@ -327,7 +379,7 @@
           <w14:ligatures w14:val="standardContextual"/>
         </w:rPr>
       </w:pPr>
-      <w:hyperlink w:anchor="_Toc236848993" w:history="1">
+      <w:hyperlink w:anchor="_Toc236851209" w:history="1">
         <w:r>
           <w:rPr>
             <w:rStyle w:val="Hyperlink"/>
@@ -354,7 +406,7 @@
             <w:noProof/>
             <w:webHidden/>
           </w:rPr>
-          <w:instrText xml:space="preserve"> PAGEREF _Toc236848993 \h </w:instrText>
+          <w:instrText xml:space="preserve"> PAGEREF _Toc236851209 \h </w:instrText>
         </w:r>
         <w:r>
           <w:rPr>
@@ -398,7 +450,7 @@
           <w14:ligatures w14:val="standardContextual"/>
         </w:rPr>
       </w:pPr>
-      <w:hyperlink w:anchor="_Toc236848994" w:history="1">
+      <w:hyperlink w:anchor="_Toc236851210" w:history="1">
         <w:r>
           <w:rPr>
             <w:rStyle w:val="Hyperlink"/>
@@ -425,7 +477,7 @@
             <w:noProof/>
             <w:webHidden/>
           </w:rPr>
-          <w:instrText xml:space="preserve"> PAGEREF _Toc236848994 \h </w:instrText>
+          <w:instrText xml:space="preserve"> PAGEREF _Toc236851210 \h </w:instrText>
         </w:r>
         <w:r>
           <w:rPr>
@@ -469,7 +521,7 @@
           <w14:ligatures w14:val="standardContextual"/>
         </w:rPr>
       </w:pPr>
-      <w:hyperlink w:anchor="_Toc236848995" w:history="1">
+      <w:hyperlink w:anchor="_Toc236851211" w:history="1">
         <w:r>
           <w:rPr>
             <w:rStyle w:val="Hyperlink"/>
@@ -496,7 +548,78 @@
             <w:noProof/>
             <w:webHidden/>
           </w:rPr>
-          <w:instrText xml:space="preserve"> PAGEREF _Toc236848995 \h </w:instrText>
+          <w:instrText xml:space="preserve"> PAGEREF _Toc236851211 \h </w:instrText>
+        </w:r>
+        <w:r>
+          <w:rPr>
+            <w:noProof/>
+            <w:webHidden/>
+          </w:rPr>
+        </w:r>
+        <w:r>
+          <w:rPr>
+            <w:noProof/>
+            <w:webHidden/>
+          </w:rPr>
+          <w:fldChar w:fldCharType="separate"/>
+        </w:r>
+        <w:r>
+          <w:rPr>
+            <w:noProof/>
+            <w:webHidden/>
+          </w:rPr>
+          <w:t>4</w:t>
+        </w:r>
+        <w:r>
+          <w:rPr>
+            <w:noProof/>
+            <w:webHidden/>
+          </w:rPr>
+          <w:fldChar w:fldCharType="end"/>
+        </w:r>
+      </w:hyperlink>
+    </w:p>
+    <w:p>
+      <w:pPr>
+        <w:pStyle w:val="TOC1"/>
+        <w:rPr>
+          <w:rFonts w:asciiTheme="minorHAnsi" w:hAnsiTheme="minorHAnsi" w:cstheme="minorBidi"/>
+          <w:noProof/>
+          <w:color w:val="auto"/>
+          <w:kern w:val="2"/>
+          <w:sz w:val="24"/>
+          <w:szCs w:val="24"/>
+          <w14:ligatures w14:val="standardContextual"/>
+        </w:rPr>
+      </w:pPr>
+      <w:hyperlink w:anchor="_Toc236851212" w:history="1">
+        <w:r>
+          <w:rPr>
+            <w:rStyle w:val="Hyperlink"/>
+            <w:noProof/>
+          </w:rPr>
+          <w:t>6. Classification Performance</w:t>
+        </w:r>
+        <w:r>
+          <w:rPr>
+            <w:noProof/>
+            <w:webHidden/>
+          </w:rPr>
+          <w:tab/>
+        </w:r>
+        <w:r>
+          <w:rPr>
+            <w:noProof/>
+            <w:webHidden/>
+          </w:rPr>
+          <w:fldChar w:fldCharType="begin"/>
+        </w:r>
+        <w:r>
+          <w:rPr>
+            <w:noProof/>
+            <w:webHidden/>
+          </w:rPr>
+          <w:instrText xml:space="preserve"> PAGEREF _Toc236851212 \h </w:instrText>
         </w:r>
         <w:r>
           <w:rPr>
@@ -540,78 +663,7 @@
           <w14:ligatures w14:val="standardContextual"/>
         </w:rPr>
       </w:pPr>
-      <w:hyperlink w:anchor="_Toc236848996" w:history="1">
-        <w:r>
-          <w:rPr>
-            <w:rStyle w:val="Hyperlink"/>
-            <w:noProof/>
-          </w:rPr>
-          <w:t>6. Classification Performance</w:t>
-        </w:r>
-        <w:r>
-          <w:rPr>
-            <w:noProof/>
-            <w:webHidden/>
-          </w:rPr>
-          <w:tab/>
-        </w:r>
-        <w:r>
-          <w:rPr>
-            <w:noProof/>
-            <w:webHidden/>
-          </w:rPr>
-          <w:fldChar w:fldCharType="begin"/>
-        </w:r>
-        <w:r>
-          <w:rPr>
-            <w:noProof/>
-            <w:webHidden/>
-          </w:rPr>
-          <w:instrText xml:space="preserve"> PAGEREF _Toc236848996 \h </w:instrText>
-        </w:r>
-        <w:r>
-          <w:rPr>
-            <w:noProof/>
-            <w:webHidden/>
-          </w:rPr>
-        </w:r>
-        <w:r>
-          <w:rPr>
-            <w:noProof/>
-            <w:webHidden/>
-          </w:rPr>
-          <w:fldChar w:fldCharType="separate"/>
-        </w:r>
-        <w:r>
-          <w:rPr>
-            <w:noProof/>
-            <w:webHidden/>
-          </w:rPr>
-          <w:t>5</w:t>
-        </w:r>
-        <w:r>
-          <w:rPr>
-            <w:noProof/>
-            <w:webHidden/>
-          </w:rPr>
-          <w:fldChar w:fldCharType="end"/>
-        </w:r>
-      </w:hyperlink>
-    </w:p>
-    <w:p>
-      <w:pPr>
-        <w:pStyle w:val="TOC1"/>
-        <w:rPr>
-          <w:rFonts w:asciiTheme="minorHAnsi" w:hAnsiTheme="minorHAnsi" w:cstheme="minorBidi"/>
-          <w:noProof/>
-          <w:color w:val="auto"/>
-          <w:kern w:val="2"/>
-          <w:sz w:val="24"/>
-          <w:szCs w:val="24"/>
-          <w14:ligatures w14:val="standardContextual"/>
-        </w:rPr>
-      </w:pPr>
-      <w:hyperlink w:anchor="_Toc236848997" w:history="1">
+      <w:hyperlink w:anchor="_Toc236851213" w:history="1">
         <w:r>
           <w:rPr>
             <w:rStyle w:val="Hyperlink"/>
@@ -638,7 +690,7 @@
             <w:noProof/>
             <w:webHidden/>
           </w:rPr>
-          <w:instrText xml:space="preserve"> PAGEREF _Toc236848997 \h </w:instrText>
+          <w:instrText xml:space="preserve"> PAGEREF _Toc236851213 \h </w:instrText>
         </w:r>
         <w:r>
           <w:rPr>
@@ -682,7 +734,7 @@
           <w14:ligatures w14:val="standardContextual"/>
         </w:rPr>
       </w:pPr>
-      <w:hyperlink w:anchor="_Toc236848998" w:history="1">
+      <w:hyperlink w:anchor="_Toc236851214" w:history="1">
         <w:r>
           <w:rPr>
             <w:rStyle w:val="Hyperlink"/>
@@ -709,7 +761,7 @@
             <w:noProof/>
             <w:webHidden/>
           </w:rPr>
-          <w:instrText xml:space="preserve"> PAGEREF _Toc236848998 \h </w:instrText>
+          <w:instrText xml:space="preserve"> PAGEREF _Toc236851214 \h </w:instrText>
         </w:r>
         <w:r>
           <w:rPr>
@@ -753,7 +805,7 @@
           <w14:ligatures w14:val="standardContextual"/>
         </w:rPr>
       </w:pPr>
-      <w:hyperlink w:anchor="_Toc236848999" w:history="1">
+      <w:hyperlink w:anchor="_Toc236851215" w:history="1">
         <w:r>
           <w:rPr>
             <w:rStyle w:val="Hyperlink"/>
@@ -780,7 +832,7 @@
             <w:noProof/>
             <w:webHidden/>
           </w:rPr>
-          <w:instrText xml:space="preserve"> PAGEREF _Toc236848999 \h </w:instrText>
+          <w:instrText xml:space="preserve"> PAGEREF _Toc236851215 \h </w:instrText>
         </w:r>
         <w:r>
           <w:rPr>
@@ -824,7 +876,7 @@
           <w14:ligatures w14:val="standardContextual"/>
         </w:rPr>
       </w:pPr>
-      <w:hyperlink w:anchor="_Toc236849000" w:history="1">
+      <w:hyperlink w:anchor="_Toc236851216" w:history="1">
         <w:r>
           <w:rPr>
             <w:rStyle w:val="Hyperlink"/>
@@ -851,7 +903,7 @@
             <w:noProof/>
             <w:webHidden/>
           </w:rPr>
-          <w:instrText xml:space="preserve"> PAGEREF _Toc236849000 \h </w:instrText>
+          <w:instrText xml:space="preserve"> PAGEREF _Toc236851216 \h </w:instrText>
         </w:r>
         <w:r>
           <w:rPr>
@@ -895,7 +947,7 @@
           <w14:ligatures w14:val="standardContextual"/>
         </w:rPr>
       </w:pPr>
-      <w:hyperlink w:anchor="_Toc236849001" w:history="1">
+      <w:hyperlink w:anchor="_Toc236851217" w:history="1">
         <w:r>
           <w:rPr>
             <w:rStyle w:val="Hyperlink"/>
@@ -922,7 +974,7 @@
             <w:noProof/>
             <w:webHidden/>
           </w:rPr>
-          <w:instrText xml:space="preserve"> PAGEREF _Toc236849001 \h </w:instrText>
+          <w:instrText xml:space="preserve"> PAGEREF _Toc236851217 \h </w:instrText>
         </w:r>
         <w:r>
           <w:rPr>
@@ -966,7 +1018,7 @@
           <w14:ligatures w14:val="standardContextual"/>
         </w:rPr>
       </w:pPr>
-      <w:hyperlink w:anchor="_Toc236849002" w:history="1">
+      <w:hyperlink w:anchor="_Toc236851218" w:history="1">
         <w:r>
           <w:rPr>
             <w:rStyle w:val="Hyperlink"/>
@@ -993,7 +1045,7 @@
             <w:noProof/>
             <w:webHidden/>
           </w:rPr>
-          <w:instrText xml:space="preserve"> PAGEREF _Toc236849002 \h </w:instrText>
+          <w:instrText xml:space="preserve"> PAGEREF _Toc236851218 \h </w:instrText>
         </w:r>
         <w:r>
           <w:rPr>
@@ -1033,7 +1085,7 @@
       <w:pPr>
         <w:pStyle w:val="Heading1"/>
       </w:pPr>
-      <w:bookmarkStart w:id="0" w:name="_Toc236848991"/>
+      <w:bookmarkStart w:id="0" w:name="_Toc236851207"/>
       <w:r>
         <w:t>1. Executive Summary</w:t>
       </w:r>
@@ -1200,11 +1252,6 @@
                 <w:sz w:val="18"/>
               </w:rPr>
               <w:br/>
-            </w:r>
-            <w:r>
-              <w:rPr>
-                <w:sz w:val="18"/>
-              </w:rPr>
               <w:t>ROC-AUC 0.899</w:t>
             </w:r>
             <w:r>
@@ -1263,6 +1310,11 @@
                 <w:sz w:val="18"/>
               </w:rPr>
               <w:br/>
+            </w:r>
+            <w:r>
+              <w:rPr>
+                <w:sz w:val="18"/>
+              </w:rPr>
               <w:t>138 Yellow</w:t>
             </w:r>
             <w:r>
@@ -1281,7 +1333,6 @@
         <w:pStyle w:val="Heading2"/>
       </w:pPr>
       <w:r>
-        <w:lastRenderedPageBreak/>
         <w:t>Principal conclusions</w:t>
       </w:r>
     </w:p>
@@ -1330,6 +1381,7 @@
         <w:pStyle w:val="ListBullet"/>
       </w:pPr>
       <w:r>
+        <w:lastRenderedPageBreak/>
         <w:t>The Act phase defines a controlled-pilot path; it does not authorize production use.</w:t>
       </w:r>
     </w:p>
@@ -1337,7 +1389,7 @@
       <w:pPr>
         <w:pStyle w:val="Heading1"/>
       </w:pPr>
-      <w:bookmarkStart w:id="1" w:name="_Toc236848992"/>
+      <w:bookmarkStart w:id="1" w:name="_Toc236851208"/>
       <w:r>
         <w:t>2. Business Problem and Portfolio Progression</w:t>
       </w:r>
@@ -1606,7 +1658,7 @@
       <w:pPr>
         <w:pStyle w:val="Heading1"/>
       </w:pPr>
-      <w:bookmarkStart w:id="2" w:name="_Toc236848993"/>
+      <w:bookmarkStart w:id="2" w:name="_Toc236851209"/>
       <w:r>
         <w:t>3. Analytical Lifecycle and Governance</w:t>
       </w:r>
@@ -1905,7 +1957,6 @@
               <w:rPr>
                 <w:sz w:val="18"/>
               </w:rPr>
-              <w:lastRenderedPageBreak/>
               <w:t>Process</w:t>
             </w:r>
           </w:p>
@@ -2217,6 +2268,7 @@
     </w:tbl>
     <w:p>
       <w:r>
+        <w:lastRenderedPageBreak/>
         <w:t>The frameworks are conceptually aligned but are not treated as identical. The workflow is iterative, and quality or governance findings may require returning to earlier phases.</w:t>
       </w:r>
     </w:p>
@@ -2224,7 +2276,7 @@
       <w:pPr>
         <w:pStyle w:val="Heading1"/>
       </w:pPr>
-      <w:bookmarkStart w:id="3" w:name="_Toc236848994"/>
+      <w:bookmarkStart w:id="3" w:name="_Toc236851210"/>
       <w:r>
         <w:t>4. Dataset, Feature Lineage, and Quality</w:t>
       </w:r>
@@ -2674,7 +2726,6 @@
         <w:pStyle w:val="ListBullet"/>
       </w:pPr>
       <w:r>
-        <w:lastRenderedPageBreak/>
         <w:t>Workflow handoffs, revision loops, and snapshot workflow-risk score</w:t>
       </w:r>
     </w:p>
@@ -2687,7 +2738,7 @@
       <w:pPr>
         <w:pStyle w:val="Heading1"/>
       </w:pPr>
-      <w:bookmarkStart w:id="4" w:name="_Toc236848995"/>
+      <w:bookmarkStart w:id="4" w:name="_Toc236851211"/>
       <w:r>
         <w:t>5. Modeling Methodology</w:t>
       </w:r>
@@ -2842,6 +2893,7 @@
               <w:rPr>
                 <w:sz w:val="18"/>
               </w:rPr>
+              <w:lastRenderedPageBreak/>
               <w:t>Schedule classification</w:t>
             </w:r>
           </w:p>
@@ -3124,7 +3176,7 @@
       <w:pPr>
         <w:pStyle w:val="Heading1"/>
       </w:pPr>
-      <w:bookmarkStart w:id="5" w:name="_Toc236848996"/>
+      <w:bookmarkStart w:id="5" w:name="_Toc236851212"/>
       <w:r>
         <w:t>6. Classification Performance</w:t>
       </w:r>
@@ -3563,10 +3615,10 @@
         </w:rPr>
         <w:lastRenderedPageBreak/>
         <w:drawing>
-          <wp:inline distT="0" distB="0" distL="0" distR="0" wp14:anchorId="6B5D1031" wp14:editId="6C430755">
+          <wp:inline distT="0" distB="0" distL="0" distR="0" wp14:anchorId="2B2660E7" wp14:editId="7A603DFA">
             <wp:extent cx="6529070" cy="3876635"/>
             <wp:effectExtent l="0" t="0" r="0" b="0"/>
-            <wp:docPr id="5" name="Picture 5"/>
+            <wp:docPr id="6" name="Picture 6"/>
             <wp:cNvGraphicFramePr>
               <a:graphicFrameLocks xmlns:a="http://schemas.openxmlformats.org/drawingml/2006/main" noChangeAspect="1"/>
             </wp:cNvGraphicFramePr>
@@ -3617,7 +3669,7 @@
       <w:pPr>
         <w:pStyle w:val="Heading1"/>
       </w:pPr>
-      <w:bookmarkStart w:id="6" w:name="_Toc236848997"/>
+      <w:bookmarkStart w:id="6" w:name="_Toc236851213"/>
       <w:r>
         <w:t>7. Regression, Calibration, and Temporal Generalization</w:t>
       </w:r>
@@ -4163,7 +4215,7 @@
       <w:pPr>
         <w:pStyle w:val="Heading1"/>
       </w:pPr>
-      <w:bookmarkStart w:id="7" w:name="_Toc236848998"/>
+      <w:bookmarkStart w:id="7" w:name="_Toc236851214"/>
       <w:r>
         <w:lastRenderedPageBreak/>
         <w:t>8. Feature Drivers and Project Risk Scoring</w:t>
@@ -4943,10 +4995,10 @@
           <w:noProof/>
         </w:rPr>
         <w:drawing>
-          <wp:inline distT="0" distB="0" distL="0" distR="0" wp14:anchorId="627D387F" wp14:editId="78ED3A46">
+          <wp:inline distT="0" distB="0" distL="0" distR="0" wp14:anchorId="5936ABA3" wp14:editId="216363F5">
             <wp:extent cx="6529070" cy="3876635"/>
             <wp:effectExtent l="0" t="0" r="0" b="0"/>
-            <wp:docPr id="6" name="Picture 6"/>
+            <wp:docPr id="7" name="Picture 7"/>
             <wp:cNvGraphicFramePr>
               <a:graphicFrameLocks xmlns:a="http://schemas.openxmlformats.org/drawingml/2006/main" noChangeAspect="1"/>
             </wp:cNvGraphicFramePr>
@@ -5812,7 +5864,7 @@
       <w:pPr>
         <w:pStyle w:val="Heading1"/>
       </w:pPr>
-      <w:bookmarkStart w:id="8" w:name="_Toc236848999"/>
+      <w:bookmarkStart w:id="8" w:name="_Toc236851215"/>
       <w:r>
         <w:t>9. Dashboards and Portfolio Communication</w:t>
       </w:r>
@@ -5834,10 +5886,10 @@
         </w:rPr>
         <w:lastRenderedPageBreak/>
         <w:drawing>
-          <wp:inline distT="0" distB="0" distL="0" distR="0" wp14:anchorId="3FE17CFA" wp14:editId="48844BE0">
+          <wp:inline distT="0" distB="0" distL="0" distR="0" wp14:anchorId="7CFE7C60" wp14:editId="49F66EED">
             <wp:extent cx="6529070" cy="3876635"/>
             <wp:effectExtent l="0" t="0" r="0" b="0"/>
-            <wp:docPr id="7" name="Picture 7" descr="Executive model view: predicted risk bands, champion performance and the highest predicted-risk projects."/>
+            <wp:docPr id="8" name="Picture 8" descr="Executive model view: predicted risk bands, champion performance and the highest predicted-risk projects."/>
             <wp:cNvGraphicFramePr>
               <a:graphicFrameLocks xmlns:a="http://schemas.openxmlformats.org/drawingml/2006/main" noChangeAspect="1"/>
             </wp:cNvGraphicFramePr>
@@ -5894,10 +5946,10 @@
           <w:noProof/>
         </w:rPr>
         <w:drawing>
-          <wp:inline distT="0" distB="0" distL="0" distR="0" wp14:anchorId="165FAE0A" wp14:editId="6FA46B0E">
+          <wp:inline distT="0" distB="0" distL="0" distR="0" wp14:anchorId="0E0A6446" wp14:editId="3FB593AB">
             <wp:extent cx="6529070" cy="3876635"/>
             <wp:effectExtent l="0" t="0" r="0" b="0"/>
-            <wp:docPr id="8" name="Picture 8" descr="Project risk prioritization: how cost and schedule probability combine into a single review queue."/>
+            <wp:docPr id="9" name="Picture 9" descr="Project risk prioritization: how cost and schedule probability combine into a single review queue."/>
             <wp:cNvGraphicFramePr>
               <a:graphicFrameLocks xmlns:a="http://schemas.openxmlformats.org/drawingml/2006/main" noChangeAspect="1"/>
             </wp:cNvGraphicFramePr>
@@ -5954,7 +6006,7 @@
       <w:pPr>
         <w:pStyle w:val="Heading1"/>
       </w:pPr>
-      <w:bookmarkStart w:id="9" w:name="_Toc236849000"/>
+      <w:bookmarkStart w:id="9" w:name="_Toc236851216"/>
       <w:r>
         <w:t>10. Act Plan, Human Review, and Monitoring</w:t>
       </w:r>
@@ -6505,7 +6557,7 @@
       <w:pPr>
         <w:pStyle w:val="Heading1"/>
       </w:pPr>
-      <w:bookmarkStart w:id="10" w:name="_Toc236849001"/>
+      <w:bookmarkStart w:id="10" w:name="_Toc236851217"/>
       <w:r>
         <w:t>11. Limitations, Responsible AI, and Conclusion</w:t>
       </w:r>
@@ -6593,7 +6645,7 @@
       <w:pPr>
         <w:pStyle w:val="Heading1"/>
       </w:pPr>
-      <w:bookmarkStart w:id="11" w:name="_Toc236849002"/>
+      <w:bookmarkStart w:id="11" w:name="_Toc236851218"/>
       <w:r>
         <w:t>12. Sources and Deliverables</w:t>
       </w:r>
@@ -7117,31 +7169,31 @@
       </w:rPr>
     </w:lvl>
   </w:abstractNum>
-  <w:num w:numId="1" w16cid:durableId="928736606">
+  <w:num w:numId="1" w16cid:durableId="1075516334">
     <w:abstractNumId w:val="8"/>
   </w:num>
-  <w:num w:numId="2" w16cid:durableId="109860615">
+  <w:num w:numId="2" w16cid:durableId="1450201606">
     <w:abstractNumId w:val="6"/>
   </w:num>
-  <w:num w:numId="3" w16cid:durableId="953900093">
+  <w:num w:numId="3" w16cid:durableId="83696893">
     <w:abstractNumId w:val="5"/>
   </w:num>
-  <w:num w:numId="4" w16cid:durableId="1423336981">
+  <w:num w:numId="4" w16cid:durableId="867524735">
     <w:abstractNumId w:val="4"/>
   </w:num>
-  <w:num w:numId="5" w16cid:durableId="55471273">
+  <w:num w:numId="5" w16cid:durableId="1904947735">
     <w:abstractNumId w:val="7"/>
   </w:num>
-  <w:num w:numId="6" w16cid:durableId="1584879743">
+  <w:num w:numId="6" w16cid:durableId="854490986">
     <w:abstractNumId w:val="3"/>
   </w:num>
-  <w:num w:numId="7" w16cid:durableId="679890609">
+  <w:num w:numId="7" w16cid:durableId="1312829679">
     <w:abstractNumId w:val="2"/>
   </w:num>
-  <w:num w:numId="8" w16cid:durableId="1510214543">
+  <w:num w:numId="8" w16cid:durableId="2056931741">
     <w:abstractNumId w:val="1"/>
   </w:num>
-  <w:num w:numId="9" w16cid:durableId="1154906171">
+  <w:num w:numId="9" w16cid:durableId="1735196752">
     <w:abstractNumId w:val="0"/>
   </w:num>
 </w:numbering>

--- a/reports/Predictive_Construction_Project_Overrun_Model_Case_Study.docx
+++ b/reports/Predictive_Construction_Project_Overrun_Model_Case_Study.docx
@@ -35,7 +35,7 @@
                 <w:noProof/>
               </w:rPr>
               <w:drawing>
-                <wp:inline distT="0" distB="0" distL="0" distR="0" wp14:anchorId="22F6AD8E" wp14:editId="6C6CF600">
+                <wp:inline distT="0" distB="0" distL="0" distR="0" wp14:anchorId="44BD048D" wp14:editId="22647A14">
                   <wp:extent cx="2231136" cy="512064"/>
                   <wp:effectExtent l="0" t="0" r="0" b="0"/>
                   <wp:docPr id="5" name="Picture 5" descr="In Project LLC logo"/>
@@ -200,15 +200,8 @@
     </w:tbl>
     <w:p>
       <w:pPr>
-        <w:spacing w:after="0"/>
-      </w:pPr>
-      <w:r>
-        <w:br w:type="page"/>
-      </w:r>
-    </w:p>
-    <w:p>
-      <w:pPr>
         <w:pStyle w:val="ContentsHeading"/>
+        <w:pageBreakBefore/>
       </w:pPr>
       <w:r>
         <w:lastRenderedPageBreak/>
@@ -237,7 +230,7 @@
       <w:r>
         <w:fldChar w:fldCharType="separate"/>
       </w:r>
-      <w:hyperlink w:anchor="_Toc236851207" w:history="1">
+      <w:hyperlink w:anchor="_Toc236852681" w:history="1">
         <w:r>
           <w:rPr>
             <w:rStyle w:val="Hyperlink"/>
@@ -264,7 +257,7 @@
             <w:noProof/>
             <w:webHidden/>
           </w:rPr>
-          <w:instrText xml:space="preserve"> PAGEREF _Toc236851207 \h </w:instrText>
+          <w:instrText xml:space="preserve"> PAGEREF _Toc236852681 \h </w:instrText>
         </w:r>
         <w:r>
           <w:rPr>
@@ -308,7 +301,7 @@
           <w14:ligatures w14:val="standardContextual"/>
         </w:rPr>
       </w:pPr>
-      <w:hyperlink w:anchor="_Toc236851208" w:history="1">
+      <w:hyperlink w:anchor="_Toc236852682" w:history="1">
         <w:r>
           <w:rPr>
             <w:rStyle w:val="Hyperlink"/>
@@ -335,7 +328,7 @@
             <w:noProof/>
             <w:webHidden/>
           </w:rPr>
-          <w:instrText xml:space="preserve"> PAGEREF _Toc236851208 \h </w:instrText>
+          <w:instrText xml:space="preserve"> PAGEREF _Toc236852682 \h </w:instrText>
         </w:r>
         <w:r>
           <w:rPr>
@@ -379,7 +372,7 @@
           <w14:ligatures w14:val="standardContextual"/>
         </w:rPr>
       </w:pPr>
-      <w:hyperlink w:anchor="_Toc236851209" w:history="1">
+      <w:hyperlink w:anchor="_Toc236852683" w:history="1">
         <w:r>
           <w:rPr>
             <w:rStyle w:val="Hyperlink"/>
@@ -406,7 +399,7 @@
             <w:noProof/>
             <w:webHidden/>
           </w:rPr>
-          <w:instrText xml:space="preserve"> PAGEREF _Toc236851209 \h </w:instrText>
+          <w:instrText xml:space="preserve"> PAGEREF _Toc236852683 \h </w:instrText>
         </w:r>
         <w:r>
           <w:rPr>
@@ -450,7 +443,7 @@
           <w14:ligatures w14:val="standardContextual"/>
         </w:rPr>
       </w:pPr>
-      <w:hyperlink w:anchor="_Toc236851210" w:history="1">
+      <w:hyperlink w:anchor="_Toc236852684" w:history="1">
         <w:r>
           <w:rPr>
             <w:rStyle w:val="Hyperlink"/>
@@ -477,7 +470,7 @@
             <w:noProof/>
             <w:webHidden/>
           </w:rPr>
-          <w:instrText xml:space="preserve"> PAGEREF _Toc236851210 \h </w:instrText>
+          <w:instrText xml:space="preserve"> PAGEREF _Toc236852684 \h </w:instrText>
         </w:r>
         <w:r>
           <w:rPr>
@@ -521,7 +514,7 @@
           <w14:ligatures w14:val="standardContextual"/>
         </w:rPr>
       </w:pPr>
-      <w:hyperlink w:anchor="_Toc236851211" w:history="1">
+      <w:hyperlink w:anchor="_Toc236852685" w:history="1">
         <w:r>
           <w:rPr>
             <w:rStyle w:val="Hyperlink"/>
@@ -548,7 +541,7 @@
             <w:noProof/>
             <w:webHidden/>
           </w:rPr>
-          <w:instrText xml:space="preserve"> PAGEREF _Toc236851211 \h </w:instrText>
+          <w:instrText xml:space="preserve"> PAGEREF _Toc236852685 \h </w:instrText>
         </w:r>
         <w:r>
           <w:rPr>
@@ -592,7 +585,7 @@
           <w14:ligatures w14:val="standardContextual"/>
         </w:rPr>
       </w:pPr>
-      <w:hyperlink w:anchor="_Toc236851212" w:history="1">
+      <w:hyperlink w:anchor="_Toc236852686" w:history="1">
         <w:r>
           <w:rPr>
             <w:rStyle w:val="Hyperlink"/>
@@ -619,7 +612,7 @@
             <w:noProof/>
             <w:webHidden/>
           </w:rPr>
-          <w:instrText xml:space="preserve"> PAGEREF _Toc236851212 \h </w:instrText>
+          <w:instrText xml:space="preserve"> PAGEREF _Toc236852686 \h </w:instrText>
         </w:r>
         <w:r>
           <w:rPr>
@@ -663,7 +656,7 @@
           <w14:ligatures w14:val="standardContextual"/>
         </w:rPr>
       </w:pPr>
-      <w:hyperlink w:anchor="_Toc236851213" w:history="1">
+      <w:hyperlink w:anchor="_Toc236852687" w:history="1">
         <w:r>
           <w:rPr>
             <w:rStyle w:val="Hyperlink"/>
@@ -690,7 +683,7 @@
             <w:noProof/>
             <w:webHidden/>
           </w:rPr>
-          <w:instrText xml:space="preserve"> PAGEREF _Toc236851213 \h </w:instrText>
+          <w:instrText xml:space="preserve"> PAGEREF _Toc236852687 \h </w:instrText>
         </w:r>
         <w:r>
           <w:rPr>
@@ -734,7 +727,7 @@
           <w14:ligatures w14:val="standardContextual"/>
         </w:rPr>
       </w:pPr>
-      <w:hyperlink w:anchor="_Toc236851214" w:history="1">
+      <w:hyperlink w:anchor="_Toc236852688" w:history="1">
         <w:r>
           <w:rPr>
             <w:rStyle w:val="Hyperlink"/>
@@ -761,7 +754,7 @@
             <w:noProof/>
             <w:webHidden/>
           </w:rPr>
-          <w:instrText xml:space="preserve"> PAGEREF _Toc236851214 \h </w:instrText>
+          <w:instrText xml:space="preserve"> PAGEREF _Toc236852688 \h </w:instrText>
         </w:r>
         <w:r>
           <w:rPr>
@@ -781,7 +774,7 @@
             <w:noProof/>
             <w:webHidden/>
           </w:rPr>
-          <w:t>7</w:t>
+          <w:t>6</w:t>
         </w:r>
         <w:r>
           <w:rPr>
@@ -805,7 +798,7 @@
           <w14:ligatures w14:val="standardContextual"/>
         </w:rPr>
       </w:pPr>
-      <w:hyperlink w:anchor="_Toc236851215" w:history="1">
+      <w:hyperlink w:anchor="_Toc236852689" w:history="1">
         <w:r>
           <w:rPr>
             <w:rStyle w:val="Hyperlink"/>
@@ -832,7 +825,7 @@
             <w:noProof/>
             <w:webHidden/>
           </w:rPr>
-          <w:instrText xml:space="preserve"> PAGEREF _Toc236851215 \h </w:instrText>
+          <w:instrText xml:space="preserve"> PAGEREF _Toc236852689 \h </w:instrText>
         </w:r>
         <w:r>
           <w:rPr>
@@ -876,7 +869,7 @@
           <w14:ligatures w14:val="standardContextual"/>
         </w:rPr>
       </w:pPr>
-      <w:hyperlink w:anchor="_Toc236851216" w:history="1">
+      <w:hyperlink w:anchor="_Toc236852690" w:history="1">
         <w:r>
           <w:rPr>
             <w:rStyle w:val="Hyperlink"/>
@@ -903,7 +896,78 @@
             <w:noProof/>
             <w:webHidden/>
           </w:rPr>
-          <w:instrText xml:space="preserve"> PAGEREF _Toc236851216 \h </w:instrText>
+          <w:instrText xml:space="preserve"> PAGEREF _Toc236852690 \h </w:instrText>
+        </w:r>
+        <w:r>
+          <w:rPr>
+            <w:noProof/>
+            <w:webHidden/>
+          </w:rPr>
+        </w:r>
+        <w:r>
+          <w:rPr>
+            <w:noProof/>
+            <w:webHidden/>
+          </w:rPr>
+          <w:fldChar w:fldCharType="separate"/>
+        </w:r>
+        <w:r>
+          <w:rPr>
+            <w:noProof/>
+            <w:webHidden/>
+          </w:rPr>
+          <w:t>9</w:t>
+        </w:r>
+        <w:r>
+          <w:rPr>
+            <w:noProof/>
+            <w:webHidden/>
+          </w:rPr>
+          <w:fldChar w:fldCharType="end"/>
+        </w:r>
+      </w:hyperlink>
+    </w:p>
+    <w:p>
+      <w:pPr>
+        <w:pStyle w:val="TOC1"/>
+        <w:rPr>
+          <w:rFonts w:asciiTheme="minorHAnsi" w:hAnsiTheme="minorHAnsi" w:cstheme="minorBidi"/>
+          <w:noProof/>
+          <w:color w:val="auto"/>
+          <w:kern w:val="2"/>
+          <w:sz w:val="24"/>
+          <w:szCs w:val="24"/>
+          <w14:ligatures w14:val="standardContextual"/>
+        </w:rPr>
+      </w:pPr>
+      <w:hyperlink w:anchor="_Toc236852691" w:history="1">
+        <w:r>
+          <w:rPr>
+            <w:rStyle w:val="Hyperlink"/>
+            <w:noProof/>
+          </w:rPr>
+          <w:t>11. Limitations, Responsible AI, and Conclusion</w:t>
+        </w:r>
+        <w:r>
+          <w:rPr>
+            <w:noProof/>
+            <w:webHidden/>
+          </w:rPr>
+          <w:tab/>
+        </w:r>
+        <w:r>
+          <w:rPr>
+            <w:noProof/>
+            <w:webHidden/>
+          </w:rPr>
+          <w:fldChar w:fldCharType="begin"/>
+        </w:r>
+        <w:r>
+          <w:rPr>
+            <w:noProof/>
+            <w:webHidden/>
+          </w:rPr>
+          <w:instrText xml:space="preserve"> PAGEREF _Toc236852691 \h </w:instrText>
         </w:r>
         <w:r>
           <w:rPr>
@@ -947,13 +1011,13 @@
           <w14:ligatures w14:val="standardContextual"/>
         </w:rPr>
       </w:pPr>
-      <w:hyperlink w:anchor="_Toc236851217" w:history="1">
+      <w:hyperlink w:anchor="_Toc236852692" w:history="1">
         <w:r>
           <w:rPr>
             <w:rStyle w:val="Hyperlink"/>
             <w:noProof/>
           </w:rPr>
-          <w:t>11. Limitations, Responsible AI, and Conclusion</w:t>
+          <w:t>12. Sources and Deliverables</w:t>
         </w:r>
         <w:r>
           <w:rPr>
@@ -974,7 +1038,7 @@
             <w:noProof/>
             <w:webHidden/>
           </w:rPr>
-          <w:instrText xml:space="preserve"> PAGEREF _Toc236851217 \h </w:instrText>
+          <w:instrText xml:space="preserve"> PAGEREF _Toc236852692 \h </w:instrText>
         </w:r>
         <w:r>
           <w:rPr>
@@ -1006,77 +1070,6 @@
       </w:hyperlink>
     </w:p>
     <w:p>
-      <w:pPr>
-        <w:pStyle w:val="TOC1"/>
-        <w:rPr>
-          <w:rFonts w:asciiTheme="minorHAnsi" w:hAnsiTheme="minorHAnsi" w:cstheme="minorBidi"/>
-          <w:noProof/>
-          <w:color w:val="auto"/>
-          <w:kern w:val="2"/>
-          <w:sz w:val="24"/>
-          <w:szCs w:val="24"/>
-          <w14:ligatures w14:val="standardContextual"/>
-        </w:rPr>
-      </w:pPr>
-      <w:hyperlink w:anchor="_Toc236851218" w:history="1">
-        <w:r>
-          <w:rPr>
-            <w:rStyle w:val="Hyperlink"/>
-            <w:noProof/>
-          </w:rPr>
-          <w:t>12. Sources and Deliverables</w:t>
-        </w:r>
-        <w:r>
-          <w:rPr>
-            <w:noProof/>
-            <w:webHidden/>
-          </w:rPr>
-          <w:tab/>
-        </w:r>
-        <w:r>
-          <w:rPr>
-            <w:noProof/>
-            <w:webHidden/>
-          </w:rPr>
-          <w:fldChar w:fldCharType="begin"/>
-        </w:r>
-        <w:r>
-          <w:rPr>
-            <w:noProof/>
-            <w:webHidden/>
-          </w:rPr>
-          <w:instrText xml:space="preserve"> PAGEREF _Toc236851218 \h </w:instrText>
-        </w:r>
-        <w:r>
-          <w:rPr>
-            <w:noProof/>
-            <w:webHidden/>
-          </w:rPr>
-        </w:r>
-        <w:r>
-          <w:rPr>
-            <w:noProof/>
-            <w:webHidden/>
-          </w:rPr>
-          <w:fldChar w:fldCharType="separate"/>
-        </w:r>
-        <w:r>
-          <w:rPr>
-            <w:noProof/>
-            <w:webHidden/>
-          </w:rPr>
-          <w:t>11</w:t>
-        </w:r>
-        <w:r>
-          <w:rPr>
-            <w:noProof/>
-            <w:webHidden/>
-          </w:rPr>
-          <w:fldChar w:fldCharType="end"/>
-        </w:r>
-      </w:hyperlink>
-    </w:p>
-    <w:p>
       <w:r>
         <w:fldChar w:fldCharType="end"/>
       </w:r>
@@ -1085,7 +1078,7 @@
       <w:pPr>
         <w:pStyle w:val="Heading1"/>
       </w:pPr>
-      <w:bookmarkStart w:id="0" w:name="_Toc236851207"/>
+      <w:bookmarkStart w:id="0" w:name="_Toc236852681"/>
       <w:r>
         <w:t>1. Executive Summary</w:t>
       </w:r>
@@ -1113,10 +1106,10 @@
         <w:tblLook w:val="04A0" w:firstRow="1" w:lastRow="0" w:firstColumn="1" w:lastColumn="0" w:noHBand="0" w:noVBand="1"/>
       </w:tblPr>
       <w:tblGrid>
-        <w:gridCol w:w="3387"/>
-        <w:gridCol w:w="2419"/>
-        <w:gridCol w:w="2782"/>
-        <w:gridCol w:w="1694"/>
+        <w:gridCol w:w="3249"/>
+        <w:gridCol w:w="2396"/>
+        <w:gridCol w:w="2814"/>
+        <w:gridCol w:w="1823"/>
       </w:tblGrid>
       <w:tr>
         <w:trPr>
@@ -1126,7 +1119,7 @@
         </w:trPr>
         <w:tc>
           <w:tcPr>
-            <w:tcW w:w="3387" w:type="dxa"/>
+            <w:tcW w:w="3249" w:type="dxa"/>
             <w:shd w:val="clear" w:color="auto" w:fill="02000B"/>
             <w:vAlign w:val="center"/>
           </w:tcPr>
@@ -1143,7 +1136,7 @@
         </w:tc>
         <w:tc>
           <w:tcPr>
-            <w:tcW w:w="2419" w:type="dxa"/>
+            <w:tcW w:w="2396" w:type="dxa"/>
             <w:shd w:val="clear" w:color="auto" w:fill="02000B"/>
             <w:vAlign w:val="center"/>
           </w:tcPr>
@@ -1160,7 +1153,7 @@
         </w:tc>
         <w:tc>
           <w:tcPr>
-            <w:tcW w:w="2782" w:type="dxa"/>
+            <w:tcW w:w="2814" w:type="dxa"/>
             <w:shd w:val="clear" w:color="auto" w:fill="02000B"/>
             <w:vAlign w:val="center"/>
           </w:tcPr>
@@ -1177,7 +1170,7 @@
         </w:tc>
         <w:tc>
           <w:tcPr>
-            <w:tcW w:w="1694" w:type="dxa"/>
+            <w:tcW w:w="1823" w:type="dxa"/>
             <w:shd w:val="clear" w:color="auto" w:fill="02000B"/>
             <w:vAlign w:val="center"/>
           </w:tcPr>
@@ -1200,7 +1193,7 @@
         </w:trPr>
         <w:tc>
           <w:tcPr>
-            <w:tcW w:w="3387" w:type="dxa"/>
+            <w:tcW w:w="3249" w:type="dxa"/>
             <w:shd w:val="clear" w:color="auto" w:fill="FFFFFF"/>
             <w:vAlign w:val="center"/>
           </w:tcPr>
@@ -1236,7 +1229,7 @@
         </w:tc>
         <w:tc>
           <w:tcPr>
-            <w:tcW w:w="2419" w:type="dxa"/>
+            <w:tcW w:w="2396" w:type="dxa"/>
             <w:shd w:val="clear" w:color="auto" w:fill="FFFFFF"/>
             <w:vAlign w:val="center"/>
           </w:tcPr>
@@ -1265,7 +1258,7 @@
         </w:tc>
         <w:tc>
           <w:tcPr>
-            <w:tcW w:w="2782" w:type="dxa"/>
+            <w:tcW w:w="2814" w:type="dxa"/>
             <w:shd w:val="clear" w:color="auto" w:fill="FFFFFF"/>
             <w:vAlign w:val="center"/>
           </w:tcPr>
@@ -1294,7 +1287,7 @@
         </w:tc>
         <w:tc>
           <w:tcPr>
-            <w:tcW w:w="1694" w:type="dxa"/>
+            <w:tcW w:w="1823" w:type="dxa"/>
             <w:shd w:val="clear" w:color="auto" w:fill="FFFFFF"/>
             <w:vAlign w:val="center"/>
           </w:tcPr>
@@ -1373,6 +1366,7 @@
         <w:pStyle w:val="ListBullet"/>
       </w:pPr>
       <w:r>
+        <w:lastRenderedPageBreak/>
         <w:t>Predictions were converted into Red, Yellow, and Green review priorities, but every score requires human review.</w:t>
       </w:r>
     </w:p>
@@ -1381,7 +1375,6 @@
         <w:pStyle w:val="ListBullet"/>
       </w:pPr>
       <w:r>
-        <w:lastRenderedPageBreak/>
         <w:t>The Act phase defines a controlled-pilot path; it does not authorize production use.</w:t>
       </w:r>
     </w:p>
@@ -1389,7 +1382,7 @@
       <w:pPr>
         <w:pStyle w:val="Heading1"/>
       </w:pPr>
-      <w:bookmarkStart w:id="1" w:name="_Toc236851208"/>
+      <w:bookmarkStart w:id="1" w:name="_Toc236852682"/>
       <w:r>
         <w:t>2. Business Problem and Portfolio Progression</w:t>
       </w:r>
@@ -1433,9 +1426,9 @@
         <w:tblLook w:val="04A0" w:firstRow="1" w:lastRow="0" w:firstColumn="1" w:lastColumn="0" w:noHBand="0" w:noVBand="1"/>
       </w:tblPr>
       <w:tblGrid>
-        <w:gridCol w:w="745"/>
-        <w:gridCol w:w="3725"/>
-        <w:gridCol w:w="5812"/>
+        <w:gridCol w:w="1120"/>
+        <w:gridCol w:w="4050"/>
+        <w:gridCol w:w="5112"/>
       </w:tblGrid>
       <w:tr>
         <w:trPr>
@@ -1445,7 +1438,7 @@
         </w:trPr>
         <w:tc>
           <w:tcPr>
-            <w:tcW w:w="745" w:type="dxa"/>
+            <w:tcW w:w="1120" w:type="dxa"/>
             <w:shd w:val="clear" w:color="auto" w:fill="02000B"/>
             <w:vAlign w:val="center"/>
           </w:tcPr>
@@ -1462,7 +1455,7 @@
         </w:tc>
         <w:tc>
           <w:tcPr>
-            <w:tcW w:w="3725" w:type="dxa"/>
+            <w:tcW w:w="4050" w:type="dxa"/>
             <w:shd w:val="clear" w:color="auto" w:fill="02000B"/>
             <w:vAlign w:val="center"/>
           </w:tcPr>
@@ -1479,7 +1472,7 @@
         </w:tc>
         <w:tc>
           <w:tcPr>
-            <w:tcW w:w="5812" w:type="dxa"/>
+            <w:tcW w:w="5112" w:type="dxa"/>
             <w:shd w:val="clear" w:color="auto" w:fill="02000B"/>
             <w:vAlign w:val="center"/>
           </w:tcPr>
@@ -1502,7 +1495,7 @@
         </w:trPr>
         <w:tc>
           <w:tcPr>
-            <w:tcW w:w="745" w:type="dxa"/>
+            <w:tcW w:w="1120" w:type="dxa"/>
             <w:shd w:val="clear" w:color="auto" w:fill="FFFFFF"/>
             <w:vAlign w:val="center"/>
           </w:tcPr>
@@ -1517,7 +1510,7 @@
         </w:tc>
         <w:tc>
           <w:tcPr>
-            <w:tcW w:w="3725" w:type="dxa"/>
+            <w:tcW w:w="4050" w:type="dxa"/>
             <w:shd w:val="clear" w:color="auto" w:fill="FFFFFF"/>
             <w:vAlign w:val="center"/>
           </w:tcPr>
@@ -1532,7 +1525,7 @@
         </w:tc>
         <w:tc>
           <w:tcPr>
-            <w:tcW w:w="5812" w:type="dxa"/>
+            <w:tcW w:w="5112" w:type="dxa"/>
             <w:shd w:val="clear" w:color="auto" w:fill="FFFFFF"/>
             <w:vAlign w:val="center"/>
           </w:tcPr>
@@ -1553,7 +1546,7 @@
         </w:trPr>
         <w:tc>
           <w:tcPr>
-            <w:tcW w:w="745" w:type="dxa"/>
+            <w:tcW w:w="1120" w:type="dxa"/>
             <w:shd w:val="clear" w:color="auto" w:fill="F4F0E8"/>
             <w:vAlign w:val="center"/>
           </w:tcPr>
@@ -1568,7 +1561,7 @@
         </w:tc>
         <w:tc>
           <w:tcPr>
-            <w:tcW w:w="3725" w:type="dxa"/>
+            <w:tcW w:w="4050" w:type="dxa"/>
             <w:shd w:val="clear" w:color="auto" w:fill="F4F0E8"/>
             <w:vAlign w:val="center"/>
           </w:tcPr>
@@ -1583,7 +1576,7 @@
         </w:tc>
         <w:tc>
           <w:tcPr>
-            <w:tcW w:w="5812" w:type="dxa"/>
+            <w:tcW w:w="5112" w:type="dxa"/>
             <w:shd w:val="clear" w:color="auto" w:fill="F4F0E8"/>
             <w:vAlign w:val="center"/>
           </w:tcPr>
@@ -1604,7 +1597,7 @@
         </w:trPr>
         <w:tc>
           <w:tcPr>
-            <w:tcW w:w="745" w:type="dxa"/>
+            <w:tcW w:w="1120" w:type="dxa"/>
             <w:shd w:val="clear" w:color="auto" w:fill="FFFFFF"/>
             <w:vAlign w:val="center"/>
           </w:tcPr>
@@ -1619,7 +1612,7 @@
         </w:tc>
         <w:tc>
           <w:tcPr>
-            <w:tcW w:w="3725" w:type="dxa"/>
+            <w:tcW w:w="4050" w:type="dxa"/>
             <w:shd w:val="clear" w:color="auto" w:fill="FFFFFF"/>
             <w:vAlign w:val="center"/>
           </w:tcPr>
@@ -1634,7 +1627,7 @@
         </w:tc>
         <w:tc>
           <w:tcPr>
-            <w:tcW w:w="5812" w:type="dxa"/>
+            <w:tcW w:w="5112" w:type="dxa"/>
             <w:shd w:val="clear" w:color="auto" w:fill="FFFFFF"/>
             <w:vAlign w:val="center"/>
           </w:tcPr>
@@ -1658,7 +1651,7 @@
       <w:pPr>
         <w:pStyle w:val="Heading1"/>
       </w:pPr>
-      <w:bookmarkStart w:id="2" w:name="_Toc236851209"/>
+      <w:bookmarkStart w:id="2" w:name="_Toc236852683"/>
       <w:r>
         <w:t>3. Analytical Lifecycle and Governance</w:t>
       </w:r>
@@ -1681,11 +1674,11 @@
         <w:tblLook w:val="04A0" w:firstRow="1" w:lastRow="0" w:firstColumn="1" w:lastColumn="0" w:noHBand="0" w:noVBand="1"/>
       </w:tblPr>
       <w:tblGrid>
-        <w:gridCol w:w="580"/>
-        <w:gridCol w:w="1907"/>
-        <w:gridCol w:w="2322"/>
-        <w:gridCol w:w="2819"/>
-        <w:gridCol w:w="2654"/>
+        <w:gridCol w:w="962"/>
+        <w:gridCol w:w="2052"/>
+        <w:gridCol w:w="2221"/>
+        <w:gridCol w:w="2619"/>
+        <w:gridCol w:w="2428"/>
       </w:tblGrid>
       <w:tr>
         <w:trPr>
@@ -1695,7 +1688,7 @@
         </w:trPr>
         <w:tc>
           <w:tcPr>
-            <w:tcW w:w="580" w:type="dxa"/>
+            <w:tcW w:w="962" w:type="dxa"/>
             <w:shd w:val="clear" w:color="auto" w:fill="02000B"/>
             <w:vAlign w:val="center"/>
           </w:tcPr>
@@ -1712,7 +1705,7 @@
         </w:tc>
         <w:tc>
           <w:tcPr>
-            <w:tcW w:w="1907" w:type="dxa"/>
+            <w:tcW w:w="2052" w:type="dxa"/>
             <w:shd w:val="clear" w:color="auto" w:fill="02000B"/>
             <w:vAlign w:val="center"/>
           </w:tcPr>
@@ -1729,7 +1722,7 @@
         </w:tc>
         <w:tc>
           <w:tcPr>
-            <w:tcW w:w="2322" w:type="dxa"/>
+            <w:tcW w:w="2221" w:type="dxa"/>
             <w:shd w:val="clear" w:color="auto" w:fill="02000B"/>
             <w:vAlign w:val="center"/>
           </w:tcPr>
@@ -1746,7 +1739,7 @@
         </w:tc>
         <w:tc>
           <w:tcPr>
-            <w:tcW w:w="2819" w:type="dxa"/>
+            <w:tcW w:w="2619" w:type="dxa"/>
             <w:shd w:val="clear" w:color="auto" w:fill="02000B"/>
             <w:vAlign w:val="center"/>
           </w:tcPr>
@@ -1763,7 +1756,7 @@
         </w:tc>
         <w:tc>
           <w:tcPr>
-            <w:tcW w:w="2654" w:type="dxa"/>
+            <w:tcW w:w="2428" w:type="dxa"/>
             <w:shd w:val="clear" w:color="auto" w:fill="02000B"/>
             <w:vAlign w:val="center"/>
           </w:tcPr>
@@ -1786,7 +1779,7 @@
         </w:trPr>
         <w:tc>
           <w:tcPr>
-            <w:tcW w:w="580" w:type="dxa"/>
+            <w:tcW w:w="962" w:type="dxa"/>
             <w:shd w:val="clear" w:color="auto" w:fill="FFFFFF"/>
             <w:vAlign w:val="center"/>
           </w:tcPr>
@@ -1801,7 +1794,7 @@
         </w:tc>
         <w:tc>
           <w:tcPr>
-            <w:tcW w:w="1907" w:type="dxa"/>
+            <w:tcW w:w="2052" w:type="dxa"/>
             <w:shd w:val="clear" w:color="auto" w:fill="FFFFFF"/>
             <w:vAlign w:val="center"/>
           </w:tcPr>
@@ -1816,7 +1809,7 @@
         </w:tc>
         <w:tc>
           <w:tcPr>
-            <w:tcW w:w="2322" w:type="dxa"/>
+            <w:tcW w:w="2221" w:type="dxa"/>
             <w:shd w:val="clear" w:color="auto" w:fill="FFFFFF"/>
             <w:vAlign w:val="center"/>
           </w:tcPr>
@@ -1831,7 +1824,7 @@
         </w:tc>
         <w:tc>
           <w:tcPr>
-            <w:tcW w:w="2819" w:type="dxa"/>
+            <w:tcW w:w="2619" w:type="dxa"/>
             <w:shd w:val="clear" w:color="auto" w:fill="FFFFFF"/>
             <w:vAlign w:val="center"/>
           </w:tcPr>
@@ -1846,7 +1839,7 @@
         </w:tc>
         <w:tc>
           <w:tcPr>
-            <w:tcW w:w="2654" w:type="dxa"/>
+            <w:tcW w:w="2428" w:type="dxa"/>
             <w:shd w:val="clear" w:color="auto" w:fill="FFFFFF"/>
             <w:vAlign w:val="center"/>
           </w:tcPr>
@@ -1867,7 +1860,7 @@
         </w:trPr>
         <w:tc>
           <w:tcPr>
-            <w:tcW w:w="580" w:type="dxa"/>
+            <w:tcW w:w="962" w:type="dxa"/>
             <w:shd w:val="clear" w:color="auto" w:fill="F4F0E8"/>
             <w:vAlign w:val="center"/>
           </w:tcPr>
@@ -1882,7 +1875,7 @@
         </w:tc>
         <w:tc>
           <w:tcPr>
-            <w:tcW w:w="1907" w:type="dxa"/>
+            <w:tcW w:w="2052" w:type="dxa"/>
             <w:shd w:val="clear" w:color="auto" w:fill="F4F0E8"/>
             <w:vAlign w:val="center"/>
           </w:tcPr>
@@ -1897,7 +1890,7 @@
         </w:tc>
         <w:tc>
           <w:tcPr>
-            <w:tcW w:w="2322" w:type="dxa"/>
+            <w:tcW w:w="2221" w:type="dxa"/>
             <w:shd w:val="clear" w:color="auto" w:fill="F4F0E8"/>
             <w:vAlign w:val="center"/>
           </w:tcPr>
@@ -1912,7 +1905,7 @@
         </w:tc>
         <w:tc>
           <w:tcPr>
-            <w:tcW w:w="2819" w:type="dxa"/>
+            <w:tcW w:w="2619" w:type="dxa"/>
             <w:shd w:val="clear" w:color="auto" w:fill="F4F0E8"/>
             <w:vAlign w:val="center"/>
           </w:tcPr>
@@ -1927,7 +1920,7 @@
         </w:tc>
         <w:tc>
           <w:tcPr>
-            <w:tcW w:w="2654" w:type="dxa"/>
+            <w:tcW w:w="2428" w:type="dxa"/>
             <w:shd w:val="clear" w:color="auto" w:fill="F4F0E8"/>
             <w:vAlign w:val="center"/>
           </w:tcPr>
@@ -1948,7 +1941,7 @@
         </w:trPr>
         <w:tc>
           <w:tcPr>
-            <w:tcW w:w="580" w:type="dxa"/>
+            <w:tcW w:w="962" w:type="dxa"/>
             <w:shd w:val="clear" w:color="auto" w:fill="FFFFFF"/>
             <w:vAlign w:val="center"/>
           </w:tcPr>
@@ -1963,7 +1956,7 @@
         </w:tc>
         <w:tc>
           <w:tcPr>
-            <w:tcW w:w="1907" w:type="dxa"/>
+            <w:tcW w:w="2052" w:type="dxa"/>
             <w:shd w:val="clear" w:color="auto" w:fill="FFFFFF"/>
             <w:vAlign w:val="center"/>
           </w:tcPr>
@@ -1978,7 +1971,7 @@
         </w:tc>
         <w:tc>
           <w:tcPr>
-            <w:tcW w:w="2322" w:type="dxa"/>
+            <w:tcW w:w="2221" w:type="dxa"/>
             <w:shd w:val="clear" w:color="auto" w:fill="FFFFFF"/>
             <w:vAlign w:val="center"/>
           </w:tcPr>
@@ -1993,7 +1986,7 @@
         </w:tc>
         <w:tc>
           <w:tcPr>
-            <w:tcW w:w="2819" w:type="dxa"/>
+            <w:tcW w:w="2619" w:type="dxa"/>
             <w:shd w:val="clear" w:color="auto" w:fill="FFFFFF"/>
             <w:vAlign w:val="center"/>
           </w:tcPr>
@@ -2008,7 +2001,7 @@
         </w:tc>
         <w:tc>
           <w:tcPr>
-            <w:tcW w:w="2654" w:type="dxa"/>
+            <w:tcW w:w="2428" w:type="dxa"/>
             <w:shd w:val="clear" w:color="auto" w:fill="FFFFFF"/>
             <w:vAlign w:val="center"/>
           </w:tcPr>
@@ -2029,7 +2022,7 @@
         </w:trPr>
         <w:tc>
           <w:tcPr>
-            <w:tcW w:w="580" w:type="dxa"/>
+            <w:tcW w:w="962" w:type="dxa"/>
             <w:shd w:val="clear" w:color="auto" w:fill="F4F0E8"/>
             <w:vAlign w:val="center"/>
           </w:tcPr>
@@ -2044,7 +2037,7 @@
         </w:tc>
         <w:tc>
           <w:tcPr>
-            <w:tcW w:w="1907" w:type="dxa"/>
+            <w:tcW w:w="2052" w:type="dxa"/>
             <w:shd w:val="clear" w:color="auto" w:fill="F4F0E8"/>
             <w:vAlign w:val="center"/>
           </w:tcPr>
@@ -2059,7 +2052,7 @@
         </w:tc>
         <w:tc>
           <w:tcPr>
-            <w:tcW w:w="2322" w:type="dxa"/>
+            <w:tcW w:w="2221" w:type="dxa"/>
             <w:shd w:val="clear" w:color="auto" w:fill="F4F0E8"/>
             <w:vAlign w:val="center"/>
           </w:tcPr>
@@ -2074,7 +2067,7 @@
         </w:tc>
         <w:tc>
           <w:tcPr>
-            <w:tcW w:w="2819" w:type="dxa"/>
+            <w:tcW w:w="2619" w:type="dxa"/>
             <w:shd w:val="clear" w:color="auto" w:fill="F4F0E8"/>
             <w:vAlign w:val="center"/>
           </w:tcPr>
@@ -2089,7 +2082,7 @@
         </w:tc>
         <w:tc>
           <w:tcPr>
-            <w:tcW w:w="2654" w:type="dxa"/>
+            <w:tcW w:w="2428" w:type="dxa"/>
             <w:shd w:val="clear" w:color="auto" w:fill="F4F0E8"/>
             <w:vAlign w:val="center"/>
           </w:tcPr>
@@ -2110,7 +2103,7 @@
         </w:trPr>
         <w:tc>
           <w:tcPr>
-            <w:tcW w:w="580" w:type="dxa"/>
+            <w:tcW w:w="962" w:type="dxa"/>
             <w:shd w:val="clear" w:color="auto" w:fill="FFFFFF"/>
             <w:vAlign w:val="center"/>
           </w:tcPr>
@@ -2125,7 +2118,7 @@
         </w:tc>
         <w:tc>
           <w:tcPr>
-            <w:tcW w:w="1907" w:type="dxa"/>
+            <w:tcW w:w="2052" w:type="dxa"/>
             <w:shd w:val="clear" w:color="auto" w:fill="FFFFFF"/>
             <w:vAlign w:val="center"/>
           </w:tcPr>
@@ -2140,7 +2133,7 @@
         </w:tc>
         <w:tc>
           <w:tcPr>
-            <w:tcW w:w="2322" w:type="dxa"/>
+            <w:tcW w:w="2221" w:type="dxa"/>
             <w:shd w:val="clear" w:color="auto" w:fill="FFFFFF"/>
             <w:vAlign w:val="center"/>
           </w:tcPr>
@@ -2155,7 +2148,7 @@
         </w:tc>
         <w:tc>
           <w:tcPr>
-            <w:tcW w:w="2819" w:type="dxa"/>
+            <w:tcW w:w="2619" w:type="dxa"/>
             <w:shd w:val="clear" w:color="auto" w:fill="FFFFFF"/>
             <w:vAlign w:val="center"/>
           </w:tcPr>
@@ -2170,7 +2163,7 @@
         </w:tc>
         <w:tc>
           <w:tcPr>
-            <w:tcW w:w="2654" w:type="dxa"/>
+            <w:tcW w:w="2428" w:type="dxa"/>
             <w:shd w:val="clear" w:color="auto" w:fill="FFFFFF"/>
             <w:vAlign w:val="center"/>
           </w:tcPr>
@@ -2191,7 +2184,7 @@
         </w:trPr>
         <w:tc>
           <w:tcPr>
-            <w:tcW w:w="580" w:type="dxa"/>
+            <w:tcW w:w="962" w:type="dxa"/>
             <w:shd w:val="clear" w:color="auto" w:fill="F4F0E8"/>
             <w:vAlign w:val="center"/>
           </w:tcPr>
@@ -2206,7 +2199,7 @@
         </w:tc>
         <w:tc>
           <w:tcPr>
-            <w:tcW w:w="1907" w:type="dxa"/>
+            <w:tcW w:w="2052" w:type="dxa"/>
             <w:shd w:val="clear" w:color="auto" w:fill="F4F0E8"/>
             <w:vAlign w:val="center"/>
           </w:tcPr>
@@ -2221,7 +2214,7 @@
         </w:tc>
         <w:tc>
           <w:tcPr>
-            <w:tcW w:w="2322" w:type="dxa"/>
+            <w:tcW w:w="2221" w:type="dxa"/>
             <w:shd w:val="clear" w:color="auto" w:fill="F4F0E8"/>
             <w:vAlign w:val="center"/>
           </w:tcPr>
@@ -2236,7 +2229,7 @@
         </w:tc>
         <w:tc>
           <w:tcPr>
-            <w:tcW w:w="2819" w:type="dxa"/>
+            <w:tcW w:w="2619" w:type="dxa"/>
             <w:shd w:val="clear" w:color="auto" w:fill="F4F0E8"/>
             <w:vAlign w:val="center"/>
           </w:tcPr>
@@ -2251,7 +2244,7 @@
         </w:tc>
         <w:tc>
           <w:tcPr>
-            <w:tcW w:w="2654" w:type="dxa"/>
+            <w:tcW w:w="2428" w:type="dxa"/>
             <w:shd w:val="clear" w:color="auto" w:fill="F4F0E8"/>
             <w:vAlign w:val="center"/>
           </w:tcPr>
@@ -2276,7 +2269,7 @@
       <w:pPr>
         <w:pStyle w:val="Heading1"/>
       </w:pPr>
-      <w:bookmarkStart w:id="3" w:name="_Toc236851210"/>
+      <w:bookmarkStart w:id="3" w:name="_Toc236852684"/>
       <w:r>
         <w:t>4. Dataset, Feature Lineage, and Quality</w:t>
       </w:r>
@@ -2304,8 +2297,8 @@
         <w:tblLook w:val="04A0" w:firstRow="1" w:lastRow="0" w:firstColumn="1" w:lastColumn="0" w:noHBand="0" w:noVBand="1"/>
       </w:tblPr>
       <w:tblGrid>
-        <w:gridCol w:w="7142"/>
-        <w:gridCol w:w="3140"/>
+        <w:gridCol w:w="9416"/>
+        <w:gridCol w:w="866"/>
       </w:tblGrid>
       <w:tr>
         <w:trPr>
@@ -2315,7 +2308,7 @@
         </w:trPr>
         <w:tc>
           <w:tcPr>
-            <w:tcW w:w="7142" w:type="dxa"/>
+            <w:tcW w:w="9416" w:type="dxa"/>
             <w:shd w:val="clear" w:color="auto" w:fill="02000B"/>
             <w:vAlign w:val="center"/>
           </w:tcPr>
@@ -2332,7 +2325,7 @@
         </w:tc>
         <w:tc>
           <w:tcPr>
-            <w:tcW w:w="3140" w:type="dxa"/>
+            <w:tcW w:w="866" w:type="dxa"/>
             <w:shd w:val="clear" w:color="auto" w:fill="02000B"/>
             <w:vAlign w:val="center"/>
           </w:tcPr>
@@ -2355,7 +2348,7 @@
         </w:trPr>
         <w:tc>
           <w:tcPr>
-            <w:tcW w:w="7142" w:type="dxa"/>
+            <w:tcW w:w="9416" w:type="dxa"/>
             <w:shd w:val="clear" w:color="auto" w:fill="FFFFFF"/>
             <w:vAlign w:val="center"/>
           </w:tcPr>
@@ -2370,7 +2363,7 @@
         </w:tc>
         <w:tc>
           <w:tcPr>
-            <w:tcW w:w="3140" w:type="dxa"/>
+            <w:tcW w:w="866" w:type="dxa"/>
             <w:shd w:val="clear" w:color="auto" w:fill="FFFFFF"/>
             <w:vAlign w:val="center"/>
           </w:tcPr>
@@ -2391,7 +2384,7 @@
         </w:trPr>
         <w:tc>
           <w:tcPr>
-            <w:tcW w:w="7142" w:type="dxa"/>
+            <w:tcW w:w="9416" w:type="dxa"/>
             <w:shd w:val="clear" w:color="auto" w:fill="F4F0E8"/>
             <w:vAlign w:val="center"/>
           </w:tcPr>
@@ -2406,7 +2399,7 @@
         </w:tc>
         <w:tc>
           <w:tcPr>
-            <w:tcW w:w="3140" w:type="dxa"/>
+            <w:tcW w:w="866" w:type="dxa"/>
             <w:shd w:val="clear" w:color="auto" w:fill="F4F0E8"/>
             <w:vAlign w:val="center"/>
           </w:tcPr>
@@ -2427,7 +2420,7 @@
         </w:trPr>
         <w:tc>
           <w:tcPr>
-            <w:tcW w:w="7142" w:type="dxa"/>
+            <w:tcW w:w="9416" w:type="dxa"/>
             <w:shd w:val="clear" w:color="auto" w:fill="FFFFFF"/>
             <w:vAlign w:val="center"/>
           </w:tcPr>
@@ -2442,7 +2435,7 @@
         </w:tc>
         <w:tc>
           <w:tcPr>
-            <w:tcW w:w="3140" w:type="dxa"/>
+            <w:tcW w:w="866" w:type="dxa"/>
             <w:shd w:val="clear" w:color="auto" w:fill="FFFFFF"/>
             <w:vAlign w:val="center"/>
           </w:tcPr>
@@ -2463,7 +2456,7 @@
         </w:trPr>
         <w:tc>
           <w:tcPr>
-            <w:tcW w:w="7142" w:type="dxa"/>
+            <w:tcW w:w="9416" w:type="dxa"/>
             <w:shd w:val="clear" w:color="auto" w:fill="F4F0E8"/>
             <w:vAlign w:val="center"/>
           </w:tcPr>
@@ -2478,7 +2471,7 @@
         </w:tc>
         <w:tc>
           <w:tcPr>
-            <w:tcW w:w="3140" w:type="dxa"/>
+            <w:tcW w:w="866" w:type="dxa"/>
             <w:shd w:val="clear" w:color="auto" w:fill="F4F0E8"/>
             <w:vAlign w:val="center"/>
           </w:tcPr>
@@ -2499,7 +2492,7 @@
         </w:trPr>
         <w:tc>
           <w:tcPr>
-            <w:tcW w:w="7142" w:type="dxa"/>
+            <w:tcW w:w="9416" w:type="dxa"/>
             <w:shd w:val="clear" w:color="auto" w:fill="FFFFFF"/>
             <w:vAlign w:val="center"/>
           </w:tcPr>
@@ -2514,7 +2507,7 @@
         </w:tc>
         <w:tc>
           <w:tcPr>
-            <w:tcW w:w="3140" w:type="dxa"/>
+            <w:tcW w:w="866" w:type="dxa"/>
             <w:shd w:val="clear" w:color="auto" w:fill="FFFFFF"/>
             <w:vAlign w:val="center"/>
           </w:tcPr>
@@ -2535,7 +2528,7 @@
         </w:trPr>
         <w:tc>
           <w:tcPr>
-            <w:tcW w:w="7142" w:type="dxa"/>
+            <w:tcW w:w="9416" w:type="dxa"/>
             <w:shd w:val="clear" w:color="auto" w:fill="F4F0E8"/>
             <w:vAlign w:val="center"/>
           </w:tcPr>
@@ -2550,7 +2543,7 @@
         </w:tc>
         <w:tc>
           <w:tcPr>
-            <w:tcW w:w="3140" w:type="dxa"/>
+            <w:tcW w:w="866" w:type="dxa"/>
             <w:shd w:val="clear" w:color="auto" w:fill="F4F0E8"/>
             <w:vAlign w:val="center"/>
           </w:tcPr>
@@ -2571,7 +2564,7 @@
         </w:trPr>
         <w:tc>
           <w:tcPr>
-            <w:tcW w:w="7142" w:type="dxa"/>
+            <w:tcW w:w="9416" w:type="dxa"/>
             <w:shd w:val="clear" w:color="auto" w:fill="FFFFFF"/>
             <w:vAlign w:val="center"/>
           </w:tcPr>
@@ -2586,7 +2579,7 @@
         </w:tc>
         <w:tc>
           <w:tcPr>
-            <w:tcW w:w="3140" w:type="dxa"/>
+            <w:tcW w:w="866" w:type="dxa"/>
             <w:shd w:val="clear" w:color="auto" w:fill="FFFFFF"/>
             <w:vAlign w:val="center"/>
           </w:tcPr>
@@ -2607,7 +2600,7 @@
         </w:trPr>
         <w:tc>
           <w:tcPr>
-            <w:tcW w:w="7142" w:type="dxa"/>
+            <w:tcW w:w="9416" w:type="dxa"/>
             <w:shd w:val="clear" w:color="auto" w:fill="F4F0E8"/>
             <w:vAlign w:val="center"/>
           </w:tcPr>
@@ -2622,7 +2615,7 @@
         </w:tc>
         <w:tc>
           <w:tcPr>
-            <w:tcW w:w="3140" w:type="dxa"/>
+            <w:tcW w:w="866" w:type="dxa"/>
             <w:shd w:val="clear" w:color="auto" w:fill="F4F0E8"/>
             <w:vAlign w:val="center"/>
           </w:tcPr>
@@ -2643,7 +2636,7 @@
         </w:trPr>
         <w:tc>
           <w:tcPr>
-            <w:tcW w:w="7142" w:type="dxa"/>
+            <w:tcW w:w="9416" w:type="dxa"/>
             <w:shd w:val="clear" w:color="auto" w:fill="FFFFFF"/>
             <w:vAlign w:val="center"/>
           </w:tcPr>
@@ -2658,7 +2651,7 @@
         </w:tc>
         <w:tc>
           <w:tcPr>
-            <w:tcW w:w="3140" w:type="dxa"/>
+            <w:tcW w:w="866" w:type="dxa"/>
             <w:shd w:val="clear" w:color="auto" w:fill="FFFFFF"/>
             <w:vAlign w:val="center"/>
           </w:tcPr>
@@ -2738,7 +2731,7 @@
       <w:pPr>
         <w:pStyle w:val="Heading1"/>
       </w:pPr>
-      <w:bookmarkStart w:id="4" w:name="_Toc236851211"/>
+      <w:bookmarkStart w:id="4" w:name="_Toc236852685"/>
       <w:r>
         <w:t>5. Modeling Methodology</w:t>
       </w:r>
@@ -2761,8 +2754,8 @@
         <w:tblLook w:val="04A0" w:firstRow="1" w:lastRow="0" w:firstColumn="1" w:lastColumn="0" w:noHBand="0" w:noVBand="1"/>
       </w:tblPr>
       <w:tblGrid>
-        <w:gridCol w:w="3529"/>
-        <w:gridCol w:w="6753"/>
+        <w:gridCol w:w="3043"/>
+        <w:gridCol w:w="7239"/>
       </w:tblGrid>
       <w:tr>
         <w:trPr>
@@ -2772,7 +2765,7 @@
         </w:trPr>
         <w:tc>
           <w:tcPr>
-            <w:tcW w:w="3529" w:type="dxa"/>
+            <w:tcW w:w="3043" w:type="dxa"/>
             <w:shd w:val="clear" w:color="auto" w:fill="02000B"/>
             <w:vAlign w:val="center"/>
           </w:tcPr>
@@ -2789,7 +2782,7 @@
         </w:tc>
         <w:tc>
           <w:tcPr>
-            <w:tcW w:w="6753" w:type="dxa"/>
+            <w:tcW w:w="7239" w:type="dxa"/>
             <w:shd w:val="clear" w:color="auto" w:fill="02000B"/>
             <w:vAlign w:val="center"/>
           </w:tcPr>
@@ -2812,7 +2805,7 @@
         </w:trPr>
         <w:tc>
           <w:tcPr>
-            <w:tcW w:w="3529" w:type="dxa"/>
+            <w:tcW w:w="3043" w:type="dxa"/>
             <w:shd w:val="clear" w:color="auto" w:fill="FFFFFF"/>
             <w:vAlign w:val="center"/>
           </w:tcPr>
@@ -2827,7 +2820,7 @@
         </w:tc>
         <w:tc>
           <w:tcPr>
-            <w:tcW w:w="6753" w:type="dxa"/>
+            <w:tcW w:w="7239" w:type="dxa"/>
             <w:shd w:val="clear" w:color="auto" w:fill="FFFFFF"/>
             <w:vAlign w:val="center"/>
           </w:tcPr>
@@ -2848,7 +2841,7 @@
         </w:trPr>
         <w:tc>
           <w:tcPr>
-            <w:tcW w:w="3529" w:type="dxa"/>
+            <w:tcW w:w="3043" w:type="dxa"/>
             <w:shd w:val="clear" w:color="auto" w:fill="F4F0E8"/>
             <w:vAlign w:val="center"/>
           </w:tcPr>
@@ -2863,7 +2856,7 @@
         </w:tc>
         <w:tc>
           <w:tcPr>
-            <w:tcW w:w="6753" w:type="dxa"/>
+            <w:tcW w:w="7239" w:type="dxa"/>
             <w:shd w:val="clear" w:color="auto" w:fill="F4F0E8"/>
             <w:vAlign w:val="center"/>
           </w:tcPr>
@@ -2884,7 +2877,7 @@
         </w:trPr>
         <w:tc>
           <w:tcPr>
-            <w:tcW w:w="3529" w:type="dxa"/>
+            <w:tcW w:w="3043" w:type="dxa"/>
             <w:shd w:val="clear" w:color="auto" w:fill="FFFFFF"/>
             <w:vAlign w:val="center"/>
           </w:tcPr>
@@ -2900,7 +2893,7 @@
         </w:tc>
         <w:tc>
           <w:tcPr>
-            <w:tcW w:w="6753" w:type="dxa"/>
+            <w:tcW w:w="7239" w:type="dxa"/>
             <w:shd w:val="clear" w:color="auto" w:fill="FFFFFF"/>
             <w:vAlign w:val="center"/>
           </w:tcPr>
@@ -2921,7 +2914,7 @@
         </w:trPr>
         <w:tc>
           <w:tcPr>
-            <w:tcW w:w="3529" w:type="dxa"/>
+            <w:tcW w:w="3043" w:type="dxa"/>
             <w:shd w:val="clear" w:color="auto" w:fill="F4F0E8"/>
             <w:vAlign w:val="center"/>
           </w:tcPr>
@@ -2936,7 +2929,7 @@
         </w:tc>
         <w:tc>
           <w:tcPr>
-            <w:tcW w:w="6753" w:type="dxa"/>
+            <w:tcW w:w="7239" w:type="dxa"/>
             <w:shd w:val="clear" w:color="auto" w:fill="F4F0E8"/>
             <w:vAlign w:val="center"/>
           </w:tcPr>
@@ -2957,7 +2950,7 @@
         </w:trPr>
         <w:tc>
           <w:tcPr>
-            <w:tcW w:w="3529" w:type="dxa"/>
+            <w:tcW w:w="3043" w:type="dxa"/>
             <w:shd w:val="clear" w:color="auto" w:fill="FFFFFF"/>
             <w:vAlign w:val="center"/>
           </w:tcPr>
@@ -2972,7 +2965,7 @@
         </w:tc>
         <w:tc>
           <w:tcPr>
-            <w:tcW w:w="6753" w:type="dxa"/>
+            <w:tcW w:w="7239" w:type="dxa"/>
             <w:shd w:val="clear" w:color="auto" w:fill="FFFFFF"/>
             <w:vAlign w:val="center"/>
           </w:tcPr>
@@ -2993,7 +2986,7 @@
         </w:trPr>
         <w:tc>
           <w:tcPr>
-            <w:tcW w:w="3529" w:type="dxa"/>
+            <w:tcW w:w="3043" w:type="dxa"/>
             <w:shd w:val="clear" w:color="auto" w:fill="F4F0E8"/>
             <w:vAlign w:val="center"/>
           </w:tcPr>
@@ -3008,7 +3001,7 @@
         </w:tc>
         <w:tc>
           <w:tcPr>
-            <w:tcW w:w="6753" w:type="dxa"/>
+            <w:tcW w:w="7239" w:type="dxa"/>
             <w:shd w:val="clear" w:color="auto" w:fill="F4F0E8"/>
             <w:vAlign w:val="center"/>
           </w:tcPr>
@@ -3029,7 +3022,7 @@
         </w:trPr>
         <w:tc>
           <w:tcPr>
-            <w:tcW w:w="3529" w:type="dxa"/>
+            <w:tcW w:w="3043" w:type="dxa"/>
             <w:shd w:val="clear" w:color="auto" w:fill="FFFFFF"/>
             <w:vAlign w:val="center"/>
           </w:tcPr>
@@ -3044,7 +3037,7 @@
         </w:tc>
         <w:tc>
           <w:tcPr>
-            <w:tcW w:w="6753" w:type="dxa"/>
+            <w:tcW w:w="7239" w:type="dxa"/>
             <w:shd w:val="clear" w:color="auto" w:fill="FFFFFF"/>
             <w:vAlign w:val="center"/>
           </w:tcPr>
@@ -3065,7 +3058,7 @@
         </w:trPr>
         <w:tc>
           <w:tcPr>
-            <w:tcW w:w="3529" w:type="dxa"/>
+            <w:tcW w:w="3043" w:type="dxa"/>
             <w:shd w:val="clear" w:color="auto" w:fill="F4F0E8"/>
             <w:vAlign w:val="center"/>
           </w:tcPr>
@@ -3080,7 +3073,7 @@
         </w:tc>
         <w:tc>
           <w:tcPr>
-            <w:tcW w:w="6753" w:type="dxa"/>
+            <w:tcW w:w="7239" w:type="dxa"/>
             <w:shd w:val="clear" w:color="auto" w:fill="F4F0E8"/>
             <w:vAlign w:val="center"/>
           </w:tcPr>
@@ -3101,7 +3094,7 @@
         </w:trPr>
         <w:tc>
           <w:tcPr>
-            <w:tcW w:w="3529" w:type="dxa"/>
+            <w:tcW w:w="3043" w:type="dxa"/>
             <w:shd w:val="clear" w:color="auto" w:fill="FFFFFF"/>
             <w:vAlign w:val="center"/>
           </w:tcPr>
@@ -3116,7 +3109,7 @@
         </w:tc>
         <w:tc>
           <w:tcPr>
-            <w:tcW w:w="6753" w:type="dxa"/>
+            <w:tcW w:w="7239" w:type="dxa"/>
             <w:shd w:val="clear" w:color="auto" w:fill="FFFFFF"/>
             <w:vAlign w:val="center"/>
           </w:tcPr>
@@ -3137,7 +3130,7 @@
         </w:trPr>
         <w:tc>
           <w:tcPr>
-            <w:tcW w:w="3529" w:type="dxa"/>
+            <w:tcW w:w="3043" w:type="dxa"/>
             <w:shd w:val="clear" w:color="auto" w:fill="F4F0E8"/>
             <w:vAlign w:val="center"/>
           </w:tcPr>
@@ -3152,7 +3145,7 @@
         </w:tc>
         <w:tc>
           <w:tcPr>
-            <w:tcW w:w="6753" w:type="dxa"/>
+            <w:tcW w:w="7239" w:type="dxa"/>
             <w:shd w:val="clear" w:color="auto" w:fill="F4F0E8"/>
             <w:vAlign w:val="center"/>
           </w:tcPr>
@@ -3176,7 +3169,7 @@
       <w:pPr>
         <w:pStyle w:val="Heading1"/>
       </w:pPr>
-      <w:bookmarkStart w:id="5" w:name="_Toc236851212"/>
+      <w:bookmarkStart w:id="5" w:name="_Toc236852686"/>
       <w:r>
         <w:t>6. Classification Performance</w:t>
       </w:r>
@@ -3199,14 +3192,14 @@
         <w:tblLook w:val="04A0" w:firstRow="1" w:lastRow="0" w:firstColumn="1" w:lastColumn="0" w:noHBand="0" w:noVBand="1"/>
       </w:tblPr>
       <w:tblGrid>
-        <w:gridCol w:w="1882"/>
-        <w:gridCol w:w="2554"/>
-        <w:gridCol w:w="1023"/>
-        <w:gridCol w:w="877"/>
-        <w:gridCol w:w="1315"/>
-        <w:gridCol w:w="877"/>
-        <w:gridCol w:w="877"/>
-        <w:gridCol w:w="877"/>
+        <w:gridCol w:w="2092"/>
+        <w:gridCol w:w="2801"/>
+        <w:gridCol w:w="962"/>
+        <w:gridCol w:w="866"/>
+        <w:gridCol w:w="1154"/>
+        <w:gridCol w:w="866"/>
+        <w:gridCol w:w="770"/>
+        <w:gridCol w:w="771"/>
       </w:tblGrid>
       <w:tr>
         <w:trPr>
@@ -3216,7 +3209,7 @@
         </w:trPr>
         <w:tc>
           <w:tcPr>
-            <w:tcW w:w="1882" w:type="dxa"/>
+            <w:tcW w:w="2092" w:type="dxa"/>
             <w:shd w:val="clear" w:color="auto" w:fill="02000B"/>
             <w:vAlign w:val="center"/>
           </w:tcPr>
@@ -3233,7 +3226,7 @@
         </w:tc>
         <w:tc>
           <w:tcPr>
-            <w:tcW w:w="2554" w:type="dxa"/>
+            <w:tcW w:w="2801" w:type="dxa"/>
             <w:shd w:val="clear" w:color="auto" w:fill="02000B"/>
             <w:vAlign w:val="center"/>
           </w:tcPr>
@@ -3250,7 +3243,7 @@
         </w:tc>
         <w:tc>
           <w:tcPr>
-            <w:tcW w:w="1023" w:type="dxa"/>
+            <w:tcW w:w="962" w:type="dxa"/>
             <w:shd w:val="clear" w:color="auto" w:fill="02000B"/>
             <w:vAlign w:val="center"/>
           </w:tcPr>
@@ -3267,7 +3260,7 @@
         </w:tc>
         <w:tc>
           <w:tcPr>
-            <w:tcW w:w="877" w:type="dxa"/>
+            <w:tcW w:w="866" w:type="dxa"/>
             <w:shd w:val="clear" w:color="auto" w:fill="02000B"/>
             <w:vAlign w:val="center"/>
           </w:tcPr>
@@ -3284,7 +3277,7 @@
         </w:tc>
         <w:tc>
           <w:tcPr>
-            <w:tcW w:w="1315" w:type="dxa"/>
+            <w:tcW w:w="1154" w:type="dxa"/>
             <w:shd w:val="clear" w:color="auto" w:fill="02000B"/>
             <w:vAlign w:val="center"/>
           </w:tcPr>
@@ -3301,7 +3294,7 @@
         </w:tc>
         <w:tc>
           <w:tcPr>
-            <w:tcW w:w="877" w:type="dxa"/>
+            <w:tcW w:w="866" w:type="dxa"/>
             <w:shd w:val="clear" w:color="auto" w:fill="02000B"/>
             <w:vAlign w:val="center"/>
           </w:tcPr>
@@ -3318,7 +3311,7 @@
         </w:tc>
         <w:tc>
           <w:tcPr>
-            <w:tcW w:w="877" w:type="dxa"/>
+            <w:tcW w:w="770" w:type="dxa"/>
             <w:shd w:val="clear" w:color="auto" w:fill="02000B"/>
             <w:vAlign w:val="center"/>
           </w:tcPr>
@@ -3335,7 +3328,7 @@
         </w:tc>
         <w:tc>
           <w:tcPr>
-            <w:tcW w:w="877" w:type="dxa"/>
+            <w:tcW w:w="771" w:type="dxa"/>
             <w:shd w:val="clear" w:color="auto" w:fill="02000B"/>
             <w:vAlign w:val="center"/>
           </w:tcPr>
@@ -3358,7 +3351,7 @@
         </w:trPr>
         <w:tc>
           <w:tcPr>
-            <w:tcW w:w="1882" w:type="dxa"/>
+            <w:tcW w:w="2092" w:type="dxa"/>
             <w:shd w:val="clear" w:color="auto" w:fill="FFFFFF"/>
             <w:vAlign w:val="center"/>
           </w:tcPr>
@@ -3373,7 +3366,7 @@
         </w:tc>
         <w:tc>
           <w:tcPr>
-            <w:tcW w:w="2554" w:type="dxa"/>
+            <w:tcW w:w="2801" w:type="dxa"/>
             <w:shd w:val="clear" w:color="auto" w:fill="FFFFFF"/>
             <w:vAlign w:val="center"/>
           </w:tcPr>
@@ -3388,7 +3381,7 @@
         </w:tc>
         <w:tc>
           <w:tcPr>
-            <w:tcW w:w="1023" w:type="dxa"/>
+            <w:tcW w:w="962" w:type="dxa"/>
             <w:shd w:val="clear" w:color="auto" w:fill="FFFFFF"/>
             <w:vAlign w:val="center"/>
           </w:tcPr>
@@ -3403,7 +3396,7 @@
         </w:tc>
         <w:tc>
           <w:tcPr>
-            <w:tcW w:w="877" w:type="dxa"/>
+            <w:tcW w:w="866" w:type="dxa"/>
             <w:shd w:val="clear" w:color="auto" w:fill="FFFFFF"/>
             <w:vAlign w:val="center"/>
           </w:tcPr>
@@ -3418,7 +3411,7 @@
         </w:tc>
         <w:tc>
           <w:tcPr>
-            <w:tcW w:w="1315" w:type="dxa"/>
+            <w:tcW w:w="1154" w:type="dxa"/>
             <w:shd w:val="clear" w:color="auto" w:fill="FFFFFF"/>
             <w:vAlign w:val="center"/>
           </w:tcPr>
@@ -3433,7 +3426,7 @@
         </w:tc>
         <w:tc>
           <w:tcPr>
-            <w:tcW w:w="877" w:type="dxa"/>
+            <w:tcW w:w="866" w:type="dxa"/>
             <w:shd w:val="clear" w:color="auto" w:fill="FFFFFF"/>
             <w:vAlign w:val="center"/>
           </w:tcPr>
@@ -3448,7 +3441,7 @@
         </w:tc>
         <w:tc>
           <w:tcPr>
-            <w:tcW w:w="877" w:type="dxa"/>
+            <w:tcW w:w="770" w:type="dxa"/>
             <w:shd w:val="clear" w:color="auto" w:fill="FFFFFF"/>
             <w:vAlign w:val="center"/>
           </w:tcPr>
@@ -3463,7 +3456,7 @@
         </w:tc>
         <w:tc>
           <w:tcPr>
-            <w:tcW w:w="877" w:type="dxa"/>
+            <w:tcW w:w="771" w:type="dxa"/>
             <w:shd w:val="clear" w:color="auto" w:fill="FFFFFF"/>
             <w:vAlign w:val="center"/>
           </w:tcPr>
@@ -3484,7 +3477,7 @@
         </w:trPr>
         <w:tc>
           <w:tcPr>
-            <w:tcW w:w="1882" w:type="dxa"/>
+            <w:tcW w:w="2092" w:type="dxa"/>
             <w:shd w:val="clear" w:color="auto" w:fill="F4F0E8"/>
             <w:vAlign w:val="center"/>
           </w:tcPr>
@@ -3499,7 +3492,7 @@
         </w:tc>
         <w:tc>
           <w:tcPr>
-            <w:tcW w:w="2554" w:type="dxa"/>
+            <w:tcW w:w="2801" w:type="dxa"/>
             <w:shd w:val="clear" w:color="auto" w:fill="F4F0E8"/>
             <w:vAlign w:val="center"/>
           </w:tcPr>
@@ -3514,7 +3507,7 @@
         </w:tc>
         <w:tc>
           <w:tcPr>
-            <w:tcW w:w="1023" w:type="dxa"/>
+            <w:tcW w:w="962" w:type="dxa"/>
             <w:shd w:val="clear" w:color="auto" w:fill="F4F0E8"/>
             <w:vAlign w:val="center"/>
           </w:tcPr>
@@ -3529,7 +3522,7 @@
         </w:tc>
         <w:tc>
           <w:tcPr>
-            <w:tcW w:w="877" w:type="dxa"/>
+            <w:tcW w:w="866" w:type="dxa"/>
             <w:shd w:val="clear" w:color="auto" w:fill="F4F0E8"/>
             <w:vAlign w:val="center"/>
           </w:tcPr>
@@ -3544,7 +3537,7 @@
         </w:tc>
         <w:tc>
           <w:tcPr>
-            <w:tcW w:w="1315" w:type="dxa"/>
+            <w:tcW w:w="1154" w:type="dxa"/>
             <w:shd w:val="clear" w:color="auto" w:fill="F4F0E8"/>
             <w:vAlign w:val="center"/>
           </w:tcPr>
@@ -3559,7 +3552,7 @@
         </w:tc>
         <w:tc>
           <w:tcPr>
-            <w:tcW w:w="877" w:type="dxa"/>
+            <w:tcW w:w="866" w:type="dxa"/>
             <w:shd w:val="clear" w:color="auto" w:fill="F4F0E8"/>
             <w:vAlign w:val="center"/>
           </w:tcPr>
@@ -3574,7 +3567,7 @@
         </w:tc>
         <w:tc>
           <w:tcPr>
-            <w:tcW w:w="877" w:type="dxa"/>
+            <w:tcW w:w="770" w:type="dxa"/>
             <w:shd w:val="clear" w:color="auto" w:fill="F4F0E8"/>
             <w:vAlign w:val="center"/>
           </w:tcPr>
@@ -3589,7 +3582,7 @@
         </w:tc>
         <w:tc>
           <w:tcPr>
-            <w:tcW w:w="877" w:type="dxa"/>
+            <w:tcW w:w="771" w:type="dxa"/>
             <w:shd w:val="clear" w:color="auto" w:fill="F4F0E8"/>
             <w:vAlign w:val="center"/>
           </w:tcPr>
@@ -3613,10 +3606,9 @@
         <w:rPr>
           <w:noProof/>
         </w:rPr>
-        <w:lastRenderedPageBreak/>
         <w:drawing>
-          <wp:inline distT="0" distB="0" distL="0" distR="0" wp14:anchorId="2B2660E7" wp14:editId="7A603DFA">
-            <wp:extent cx="6529070" cy="3876635"/>
+          <wp:inline distT="0" distB="0" distL="0" distR="0" wp14:anchorId="03AC177A" wp14:editId="7C0D5E5C">
+            <wp:extent cx="6006744" cy="3566504"/>
             <wp:effectExtent l="0" t="0" r="0" b="0"/>
             <wp:docPr id="6" name="Picture 6"/>
             <wp:cNvGraphicFramePr>
@@ -3638,7 +3630,7 @@
                   <pic:spPr>
                     <a:xfrm>
                       <a:off x="0" y="0"/>
-                      <a:ext cx="6529070" cy="3876635"/>
+                      <a:ext cx="6006744" cy="3566504"/>
                     </a:xfrm>
                     <a:prstGeom prst="rect">
                       <a:avLst/>
@@ -3669,8 +3661,9 @@
       <w:pPr>
         <w:pStyle w:val="Heading1"/>
       </w:pPr>
-      <w:bookmarkStart w:id="6" w:name="_Toc236851213"/>
+      <w:bookmarkStart w:id="6" w:name="_Toc236852687"/>
       <w:r>
+        <w:lastRenderedPageBreak/>
         <w:t>7. Regression, Calibration, and Temporal Generalization</w:t>
       </w:r>
       <w:bookmarkEnd w:id="6"/>
@@ -3692,12 +3685,12 @@
         <w:tblLook w:val="04A0" w:firstRow="1" w:lastRow="0" w:firstColumn="1" w:lastColumn="0" w:noHBand="0" w:noVBand="1"/>
       </w:tblPr>
       <w:tblGrid>
-        <w:gridCol w:w="2635"/>
-        <w:gridCol w:w="2424"/>
-        <w:gridCol w:w="687"/>
-        <w:gridCol w:w="687"/>
-        <w:gridCol w:w="687"/>
-        <w:gridCol w:w="3162"/>
+        <w:gridCol w:w="2541"/>
+        <w:gridCol w:w="2305"/>
+        <w:gridCol w:w="866"/>
+        <w:gridCol w:w="866"/>
+        <w:gridCol w:w="770"/>
+        <w:gridCol w:w="2934"/>
       </w:tblGrid>
       <w:tr>
         <w:trPr>
@@ -3707,7 +3700,7 @@
         </w:trPr>
         <w:tc>
           <w:tcPr>
-            <w:tcW w:w="2635" w:type="dxa"/>
+            <w:tcW w:w="2541" w:type="dxa"/>
             <w:shd w:val="clear" w:color="auto" w:fill="02000B"/>
             <w:vAlign w:val="center"/>
           </w:tcPr>
@@ -3724,7 +3717,7 @@
         </w:tc>
         <w:tc>
           <w:tcPr>
-            <w:tcW w:w="2424" w:type="dxa"/>
+            <w:tcW w:w="2305" w:type="dxa"/>
             <w:shd w:val="clear" w:color="auto" w:fill="02000B"/>
             <w:vAlign w:val="center"/>
           </w:tcPr>
@@ -3741,7 +3734,7 @@
         </w:tc>
         <w:tc>
           <w:tcPr>
-            <w:tcW w:w="687" w:type="dxa"/>
+            <w:tcW w:w="866" w:type="dxa"/>
             <w:shd w:val="clear" w:color="auto" w:fill="02000B"/>
             <w:vAlign w:val="center"/>
           </w:tcPr>
@@ -3758,7 +3751,7 @@
         </w:tc>
         <w:tc>
           <w:tcPr>
-            <w:tcW w:w="687" w:type="dxa"/>
+            <w:tcW w:w="866" w:type="dxa"/>
             <w:shd w:val="clear" w:color="auto" w:fill="02000B"/>
             <w:vAlign w:val="center"/>
           </w:tcPr>
@@ -3775,7 +3768,7 @@
         </w:tc>
         <w:tc>
           <w:tcPr>
-            <w:tcW w:w="687" w:type="dxa"/>
+            <w:tcW w:w="770" w:type="dxa"/>
             <w:shd w:val="clear" w:color="auto" w:fill="02000B"/>
             <w:vAlign w:val="center"/>
           </w:tcPr>
@@ -3792,7 +3785,7 @@
         </w:tc>
         <w:tc>
           <w:tcPr>
-            <w:tcW w:w="3162" w:type="dxa"/>
+            <w:tcW w:w="2934" w:type="dxa"/>
             <w:shd w:val="clear" w:color="auto" w:fill="02000B"/>
             <w:vAlign w:val="center"/>
           </w:tcPr>
@@ -3815,7 +3808,7 @@
         </w:trPr>
         <w:tc>
           <w:tcPr>
-            <w:tcW w:w="2635" w:type="dxa"/>
+            <w:tcW w:w="2541" w:type="dxa"/>
             <w:shd w:val="clear" w:color="auto" w:fill="FFFFFF"/>
             <w:vAlign w:val="center"/>
           </w:tcPr>
@@ -3830,7 +3823,7 @@
         </w:tc>
         <w:tc>
           <w:tcPr>
-            <w:tcW w:w="2424" w:type="dxa"/>
+            <w:tcW w:w="2305" w:type="dxa"/>
             <w:shd w:val="clear" w:color="auto" w:fill="FFFFFF"/>
             <w:vAlign w:val="center"/>
           </w:tcPr>
@@ -3845,7 +3838,7 @@
         </w:tc>
         <w:tc>
           <w:tcPr>
-            <w:tcW w:w="687" w:type="dxa"/>
+            <w:tcW w:w="866" w:type="dxa"/>
             <w:shd w:val="clear" w:color="auto" w:fill="FFFFFF"/>
             <w:vAlign w:val="center"/>
           </w:tcPr>
@@ -3860,7 +3853,7 @@
         </w:tc>
         <w:tc>
           <w:tcPr>
-            <w:tcW w:w="687" w:type="dxa"/>
+            <w:tcW w:w="866" w:type="dxa"/>
             <w:shd w:val="clear" w:color="auto" w:fill="FFFFFF"/>
             <w:vAlign w:val="center"/>
           </w:tcPr>
@@ -3875,7 +3868,7 @@
         </w:tc>
         <w:tc>
           <w:tcPr>
-            <w:tcW w:w="687" w:type="dxa"/>
+            <w:tcW w:w="770" w:type="dxa"/>
             <w:shd w:val="clear" w:color="auto" w:fill="FFFFFF"/>
             <w:vAlign w:val="center"/>
           </w:tcPr>
@@ -3890,7 +3883,7 @@
         </w:tc>
         <w:tc>
           <w:tcPr>
-            <w:tcW w:w="3162" w:type="dxa"/>
+            <w:tcW w:w="2934" w:type="dxa"/>
             <w:shd w:val="clear" w:color="auto" w:fill="FFFFFF"/>
             <w:vAlign w:val="center"/>
           </w:tcPr>
@@ -3911,7 +3904,7 @@
         </w:trPr>
         <w:tc>
           <w:tcPr>
-            <w:tcW w:w="2635" w:type="dxa"/>
+            <w:tcW w:w="2541" w:type="dxa"/>
             <w:shd w:val="clear" w:color="auto" w:fill="F4F0E8"/>
             <w:vAlign w:val="center"/>
           </w:tcPr>
@@ -3926,7 +3919,7 @@
         </w:tc>
         <w:tc>
           <w:tcPr>
-            <w:tcW w:w="2424" w:type="dxa"/>
+            <w:tcW w:w="2305" w:type="dxa"/>
             <w:shd w:val="clear" w:color="auto" w:fill="F4F0E8"/>
             <w:vAlign w:val="center"/>
           </w:tcPr>
@@ -3941,7 +3934,7 @@
         </w:tc>
         <w:tc>
           <w:tcPr>
-            <w:tcW w:w="687" w:type="dxa"/>
+            <w:tcW w:w="866" w:type="dxa"/>
             <w:shd w:val="clear" w:color="auto" w:fill="F4F0E8"/>
             <w:vAlign w:val="center"/>
           </w:tcPr>
@@ -3956,7 +3949,7 @@
         </w:tc>
         <w:tc>
           <w:tcPr>
-            <w:tcW w:w="687" w:type="dxa"/>
+            <w:tcW w:w="866" w:type="dxa"/>
             <w:shd w:val="clear" w:color="auto" w:fill="F4F0E8"/>
             <w:vAlign w:val="center"/>
           </w:tcPr>
@@ -3971,7 +3964,7 @@
         </w:tc>
         <w:tc>
           <w:tcPr>
-            <w:tcW w:w="687" w:type="dxa"/>
+            <w:tcW w:w="770" w:type="dxa"/>
             <w:shd w:val="clear" w:color="auto" w:fill="F4F0E8"/>
             <w:vAlign w:val="center"/>
           </w:tcPr>
@@ -3986,7 +3979,7 @@
         </w:tc>
         <w:tc>
           <w:tcPr>
-            <w:tcW w:w="3162" w:type="dxa"/>
+            <w:tcW w:w="2934" w:type="dxa"/>
             <w:shd w:val="clear" w:color="auto" w:fill="F4F0E8"/>
             <w:vAlign w:val="center"/>
           </w:tcPr>
@@ -4007,7 +4000,7 @@
         </w:trPr>
         <w:tc>
           <w:tcPr>
-            <w:tcW w:w="2635" w:type="dxa"/>
+            <w:tcW w:w="2541" w:type="dxa"/>
             <w:shd w:val="clear" w:color="auto" w:fill="FFFFFF"/>
             <w:vAlign w:val="center"/>
           </w:tcPr>
@@ -4022,7 +4015,7 @@
         </w:tc>
         <w:tc>
           <w:tcPr>
-            <w:tcW w:w="2424" w:type="dxa"/>
+            <w:tcW w:w="2305" w:type="dxa"/>
             <w:shd w:val="clear" w:color="auto" w:fill="FFFFFF"/>
             <w:vAlign w:val="center"/>
           </w:tcPr>
@@ -4037,7 +4030,7 @@
         </w:tc>
         <w:tc>
           <w:tcPr>
-            <w:tcW w:w="687" w:type="dxa"/>
+            <w:tcW w:w="866" w:type="dxa"/>
             <w:shd w:val="clear" w:color="auto" w:fill="FFFFFF"/>
             <w:vAlign w:val="center"/>
           </w:tcPr>
@@ -4052,7 +4045,7 @@
         </w:tc>
         <w:tc>
           <w:tcPr>
-            <w:tcW w:w="687" w:type="dxa"/>
+            <w:tcW w:w="866" w:type="dxa"/>
             <w:shd w:val="clear" w:color="auto" w:fill="FFFFFF"/>
             <w:vAlign w:val="center"/>
           </w:tcPr>
@@ -4067,7 +4060,7 @@
         </w:tc>
         <w:tc>
           <w:tcPr>
-            <w:tcW w:w="687" w:type="dxa"/>
+            <w:tcW w:w="770" w:type="dxa"/>
             <w:shd w:val="clear" w:color="auto" w:fill="FFFFFF"/>
             <w:vAlign w:val="center"/>
           </w:tcPr>
@@ -4082,7 +4075,7 @@
         </w:tc>
         <w:tc>
           <w:tcPr>
-            <w:tcW w:w="3162" w:type="dxa"/>
+            <w:tcW w:w="2934" w:type="dxa"/>
             <w:shd w:val="clear" w:color="auto" w:fill="FFFFFF"/>
             <w:vAlign w:val="center"/>
           </w:tcPr>
@@ -4103,7 +4096,7 @@
         </w:trPr>
         <w:tc>
           <w:tcPr>
-            <w:tcW w:w="2635" w:type="dxa"/>
+            <w:tcW w:w="2541" w:type="dxa"/>
             <w:shd w:val="clear" w:color="auto" w:fill="F4F0E8"/>
             <w:vAlign w:val="center"/>
           </w:tcPr>
@@ -4118,7 +4111,7 @@
         </w:tc>
         <w:tc>
           <w:tcPr>
-            <w:tcW w:w="2424" w:type="dxa"/>
+            <w:tcW w:w="2305" w:type="dxa"/>
             <w:shd w:val="clear" w:color="auto" w:fill="F4F0E8"/>
             <w:vAlign w:val="center"/>
           </w:tcPr>
@@ -4133,7 +4126,7 @@
         </w:tc>
         <w:tc>
           <w:tcPr>
-            <w:tcW w:w="687" w:type="dxa"/>
+            <w:tcW w:w="866" w:type="dxa"/>
             <w:shd w:val="clear" w:color="auto" w:fill="F4F0E8"/>
             <w:vAlign w:val="center"/>
           </w:tcPr>
@@ -4148,7 +4141,7 @@
         </w:tc>
         <w:tc>
           <w:tcPr>
-            <w:tcW w:w="687" w:type="dxa"/>
+            <w:tcW w:w="866" w:type="dxa"/>
             <w:shd w:val="clear" w:color="auto" w:fill="F4F0E8"/>
             <w:vAlign w:val="center"/>
           </w:tcPr>
@@ -4163,7 +4156,7 @@
         </w:tc>
         <w:tc>
           <w:tcPr>
-            <w:tcW w:w="687" w:type="dxa"/>
+            <w:tcW w:w="770" w:type="dxa"/>
             <w:shd w:val="clear" w:color="auto" w:fill="F4F0E8"/>
             <w:vAlign w:val="center"/>
           </w:tcPr>
@@ -4178,7 +4171,7 @@
         </w:tc>
         <w:tc>
           <w:tcPr>
-            <w:tcW w:w="3162" w:type="dxa"/>
+            <w:tcW w:w="2934" w:type="dxa"/>
             <w:shd w:val="clear" w:color="auto" w:fill="F4F0E8"/>
             <w:vAlign w:val="center"/>
           </w:tcPr>
@@ -4215,9 +4208,8 @@
       <w:pPr>
         <w:pStyle w:val="Heading1"/>
       </w:pPr>
-      <w:bookmarkStart w:id="7" w:name="_Toc236851214"/>
+      <w:bookmarkStart w:id="7" w:name="_Toc236852688"/>
       <w:r>
-        <w:lastRenderedPageBreak/>
         <w:t>8. Feature Drivers and Project Risk Scoring</w:t>
       </w:r>
       <w:bookmarkEnd w:id="7"/>
@@ -4239,10 +4231,10 @@
         <w:tblLook w:val="04A0" w:firstRow="1" w:lastRow="0" w:firstColumn="1" w:lastColumn="0" w:noHBand="0" w:noVBand="1"/>
       </w:tblPr>
       <w:tblGrid>
-        <w:gridCol w:w="824"/>
-        <w:gridCol w:w="4295"/>
-        <w:gridCol w:w="1373"/>
-        <w:gridCol w:w="3790"/>
+        <w:gridCol w:w="674"/>
+        <w:gridCol w:w="4467"/>
+        <w:gridCol w:w="1250"/>
+        <w:gridCol w:w="3891"/>
       </w:tblGrid>
       <w:tr>
         <w:trPr>
@@ -4252,7 +4244,7 @@
         </w:trPr>
         <w:tc>
           <w:tcPr>
-            <w:tcW w:w="824" w:type="dxa"/>
+            <w:tcW w:w="674" w:type="dxa"/>
             <w:shd w:val="clear" w:color="auto" w:fill="02000B"/>
             <w:vAlign w:val="center"/>
           </w:tcPr>
@@ -4269,7 +4261,7 @@
         </w:tc>
         <w:tc>
           <w:tcPr>
-            <w:tcW w:w="4295" w:type="dxa"/>
+            <w:tcW w:w="4467" w:type="dxa"/>
             <w:shd w:val="clear" w:color="auto" w:fill="02000B"/>
             <w:vAlign w:val="center"/>
           </w:tcPr>
@@ -4286,7 +4278,7 @@
         </w:tc>
         <w:tc>
           <w:tcPr>
-            <w:tcW w:w="1373" w:type="dxa"/>
+            <w:tcW w:w="1250" w:type="dxa"/>
             <w:shd w:val="clear" w:color="auto" w:fill="02000B"/>
             <w:vAlign w:val="center"/>
           </w:tcPr>
@@ -4303,7 +4295,7 @@
         </w:tc>
         <w:tc>
           <w:tcPr>
-            <w:tcW w:w="3790" w:type="dxa"/>
+            <w:tcW w:w="3891" w:type="dxa"/>
             <w:shd w:val="clear" w:color="auto" w:fill="02000B"/>
             <w:vAlign w:val="center"/>
           </w:tcPr>
@@ -4326,7 +4318,7 @@
         </w:trPr>
         <w:tc>
           <w:tcPr>
-            <w:tcW w:w="824" w:type="dxa"/>
+            <w:tcW w:w="674" w:type="dxa"/>
             <w:shd w:val="clear" w:color="auto" w:fill="FFFFFF"/>
             <w:vAlign w:val="center"/>
           </w:tcPr>
@@ -4341,7 +4333,7 @@
         </w:tc>
         <w:tc>
           <w:tcPr>
-            <w:tcW w:w="4295" w:type="dxa"/>
+            <w:tcW w:w="4467" w:type="dxa"/>
             <w:shd w:val="clear" w:color="auto" w:fill="FFFFFF"/>
             <w:vAlign w:val="center"/>
           </w:tcPr>
@@ -4356,7 +4348,7 @@
         </w:tc>
         <w:tc>
           <w:tcPr>
-            <w:tcW w:w="1373" w:type="dxa"/>
+            <w:tcW w:w="1250" w:type="dxa"/>
             <w:shd w:val="clear" w:color="auto" w:fill="FFFFFF"/>
             <w:vAlign w:val="center"/>
           </w:tcPr>
@@ -4371,7 +4363,7 @@
         </w:tc>
         <w:tc>
           <w:tcPr>
-            <w:tcW w:w="3790" w:type="dxa"/>
+            <w:tcW w:w="3891" w:type="dxa"/>
             <w:shd w:val="clear" w:color="auto" w:fill="FFFFFF"/>
             <w:vAlign w:val="center"/>
           </w:tcPr>
@@ -4392,7 +4384,7 @@
         </w:trPr>
         <w:tc>
           <w:tcPr>
-            <w:tcW w:w="824" w:type="dxa"/>
+            <w:tcW w:w="674" w:type="dxa"/>
             <w:shd w:val="clear" w:color="auto" w:fill="F4F0E8"/>
             <w:vAlign w:val="center"/>
           </w:tcPr>
@@ -4407,7 +4399,7 @@
         </w:tc>
         <w:tc>
           <w:tcPr>
-            <w:tcW w:w="4295" w:type="dxa"/>
+            <w:tcW w:w="4467" w:type="dxa"/>
             <w:shd w:val="clear" w:color="auto" w:fill="F4F0E8"/>
             <w:vAlign w:val="center"/>
           </w:tcPr>
@@ -4422,7 +4414,7 @@
         </w:tc>
         <w:tc>
           <w:tcPr>
-            <w:tcW w:w="1373" w:type="dxa"/>
+            <w:tcW w:w="1250" w:type="dxa"/>
             <w:shd w:val="clear" w:color="auto" w:fill="F4F0E8"/>
             <w:vAlign w:val="center"/>
           </w:tcPr>
@@ -4437,7 +4429,7 @@
         </w:tc>
         <w:tc>
           <w:tcPr>
-            <w:tcW w:w="3790" w:type="dxa"/>
+            <w:tcW w:w="3891" w:type="dxa"/>
             <w:shd w:val="clear" w:color="auto" w:fill="F4F0E8"/>
             <w:vAlign w:val="center"/>
           </w:tcPr>
@@ -4458,7 +4450,7 @@
         </w:trPr>
         <w:tc>
           <w:tcPr>
-            <w:tcW w:w="824" w:type="dxa"/>
+            <w:tcW w:w="674" w:type="dxa"/>
             <w:shd w:val="clear" w:color="auto" w:fill="FFFFFF"/>
             <w:vAlign w:val="center"/>
           </w:tcPr>
@@ -4473,7 +4465,7 @@
         </w:tc>
         <w:tc>
           <w:tcPr>
-            <w:tcW w:w="4295" w:type="dxa"/>
+            <w:tcW w:w="4467" w:type="dxa"/>
             <w:shd w:val="clear" w:color="auto" w:fill="FFFFFF"/>
             <w:vAlign w:val="center"/>
           </w:tcPr>
@@ -4488,7 +4480,7 @@
         </w:tc>
         <w:tc>
           <w:tcPr>
-            <w:tcW w:w="1373" w:type="dxa"/>
+            <w:tcW w:w="1250" w:type="dxa"/>
             <w:shd w:val="clear" w:color="auto" w:fill="FFFFFF"/>
             <w:vAlign w:val="center"/>
           </w:tcPr>
@@ -4503,7 +4495,7 @@
         </w:tc>
         <w:tc>
           <w:tcPr>
-            <w:tcW w:w="3790" w:type="dxa"/>
+            <w:tcW w:w="3891" w:type="dxa"/>
             <w:shd w:val="clear" w:color="auto" w:fill="FFFFFF"/>
             <w:vAlign w:val="center"/>
           </w:tcPr>
@@ -4524,7 +4516,7 @@
         </w:trPr>
         <w:tc>
           <w:tcPr>
-            <w:tcW w:w="824" w:type="dxa"/>
+            <w:tcW w:w="674" w:type="dxa"/>
             <w:shd w:val="clear" w:color="auto" w:fill="F4F0E8"/>
             <w:vAlign w:val="center"/>
           </w:tcPr>
@@ -4539,7 +4531,7 @@
         </w:tc>
         <w:tc>
           <w:tcPr>
-            <w:tcW w:w="4295" w:type="dxa"/>
+            <w:tcW w:w="4467" w:type="dxa"/>
             <w:shd w:val="clear" w:color="auto" w:fill="F4F0E8"/>
             <w:vAlign w:val="center"/>
           </w:tcPr>
@@ -4554,7 +4546,7 @@
         </w:tc>
         <w:tc>
           <w:tcPr>
-            <w:tcW w:w="1373" w:type="dxa"/>
+            <w:tcW w:w="1250" w:type="dxa"/>
             <w:shd w:val="clear" w:color="auto" w:fill="F4F0E8"/>
             <w:vAlign w:val="center"/>
           </w:tcPr>
@@ -4569,7 +4561,7 @@
         </w:tc>
         <w:tc>
           <w:tcPr>
-            <w:tcW w:w="3790" w:type="dxa"/>
+            <w:tcW w:w="3891" w:type="dxa"/>
             <w:shd w:val="clear" w:color="auto" w:fill="F4F0E8"/>
             <w:vAlign w:val="center"/>
           </w:tcPr>
@@ -4590,7 +4582,7 @@
         </w:trPr>
         <w:tc>
           <w:tcPr>
-            <w:tcW w:w="824" w:type="dxa"/>
+            <w:tcW w:w="674" w:type="dxa"/>
             <w:shd w:val="clear" w:color="auto" w:fill="FFFFFF"/>
             <w:vAlign w:val="center"/>
           </w:tcPr>
@@ -4605,7 +4597,7 @@
         </w:tc>
         <w:tc>
           <w:tcPr>
-            <w:tcW w:w="4295" w:type="dxa"/>
+            <w:tcW w:w="4467" w:type="dxa"/>
             <w:shd w:val="clear" w:color="auto" w:fill="FFFFFF"/>
             <w:vAlign w:val="center"/>
           </w:tcPr>
@@ -4620,7 +4612,7 @@
         </w:tc>
         <w:tc>
           <w:tcPr>
-            <w:tcW w:w="1373" w:type="dxa"/>
+            <w:tcW w:w="1250" w:type="dxa"/>
             <w:shd w:val="clear" w:color="auto" w:fill="FFFFFF"/>
             <w:vAlign w:val="center"/>
           </w:tcPr>
@@ -4635,7 +4627,7 @@
         </w:tc>
         <w:tc>
           <w:tcPr>
-            <w:tcW w:w="3790" w:type="dxa"/>
+            <w:tcW w:w="3891" w:type="dxa"/>
             <w:shd w:val="clear" w:color="auto" w:fill="FFFFFF"/>
             <w:vAlign w:val="center"/>
           </w:tcPr>
@@ -4656,7 +4648,7 @@
         </w:trPr>
         <w:tc>
           <w:tcPr>
-            <w:tcW w:w="824" w:type="dxa"/>
+            <w:tcW w:w="674" w:type="dxa"/>
             <w:shd w:val="clear" w:color="auto" w:fill="F4F0E8"/>
             <w:vAlign w:val="center"/>
           </w:tcPr>
@@ -4671,7 +4663,7 @@
         </w:tc>
         <w:tc>
           <w:tcPr>
-            <w:tcW w:w="4295" w:type="dxa"/>
+            <w:tcW w:w="4467" w:type="dxa"/>
             <w:shd w:val="clear" w:color="auto" w:fill="F4F0E8"/>
             <w:vAlign w:val="center"/>
           </w:tcPr>
@@ -4686,7 +4678,7 @@
         </w:tc>
         <w:tc>
           <w:tcPr>
-            <w:tcW w:w="1373" w:type="dxa"/>
+            <w:tcW w:w="1250" w:type="dxa"/>
             <w:shd w:val="clear" w:color="auto" w:fill="F4F0E8"/>
             <w:vAlign w:val="center"/>
           </w:tcPr>
@@ -4701,7 +4693,7 @@
         </w:tc>
         <w:tc>
           <w:tcPr>
-            <w:tcW w:w="3790" w:type="dxa"/>
+            <w:tcW w:w="3891" w:type="dxa"/>
             <w:shd w:val="clear" w:color="auto" w:fill="F4F0E8"/>
             <w:vAlign w:val="center"/>
           </w:tcPr>
@@ -4722,7 +4714,7 @@
         </w:trPr>
         <w:tc>
           <w:tcPr>
-            <w:tcW w:w="824" w:type="dxa"/>
+            <w:tcW w:w="674" w:type="dxa"/>
             <w:shd w:val="clear" w:color="auto" w:fill="FFFFFF"/>
             <w:vAlign w:val="center"/>
           </w:tcPr>
@@ -4737,7 +4729,7 @@
         </w:tc>
         <w:tc>
           <w:tcPr>
-            <w:tcW w:w="4295" w:type="dxa"/>
+            <w:tcW w:w="4467" w:type="dxa"/>
             <w:shd w:val="clear" w:color="auto" w:fill="FFFFFF"/>
             <w:vAlign w:val="center"/>
           </w:tcPr>
@@ -4752,7 +4744,7 @@
         </w:tc>
         <w:tc>
           <w:tcPr>
-            <w:tcW w:w="1373" w:type="dxa"/>
+            <w:tcW w:w="1250" w:type="dxa"/>
             <w:shd w:val="clear" w:color="auto" w:fill="FFFFFF"/>
             <w:vAlign w:val="center"/>
           </w:tcPr>
@@ -4767,7 +4759,7 @@
         </w:tc>
         <w:tc>
           <w:tcPr>
-            <w:tcW w:w="3790" w:type="dxa"/>
+            <w:tcW w:w="3891" w:type="dxa"/>
             <w:shd w:val="clear" w:color="auto" w:fill="FFFFFF"/>
             <w:vAlign w:val="center"/>
           </w:tcPr>
@@ -4788,7 +4780,7 @@
         </w:trPr>
         <w:tc>
           <w:tcPr>
-            <w:tcW w:w="824" w:type="dxa"/>
+            <w:tcW w:w="674" w:type="dxa"/>
             <w:shd w:val="clear" w:color="auto" w:fill="F4F0E8"/>
             <w:vAlign w:val="center"/>
           </w:tcPr>
@@ -4803,7 +4795,7 @@
         </w:tc>
         <w:tc>
           <w:tcPr>
-            <w:tcW w:w="4295" w:type="dxa"/>
+            <w:tcW w:w="4467" w:type="dxa"/>
             <w:shd w:val="clear" w:color="auto" w:fill="F4F0E8"/>
             <w:vAlign w:val="center"/>
           </w:tcPr>
@@ -4818,7 +4810,7 @@
         </w:tc>
         <w:tc>
           <w:tcPr>
-            <w:tcW w:w="1373" w:type="dxa"/>
+            <w:tcW w:w="1250" w:type="dxa"/>
             <w:shd w:val="clear" w:color="auto" w:fill="F4F0E8"/>
             <w:vAlign w:val="center"/>
           </w:tcPr>
@@ -4833,7 +4825,7 @@
         </w:tc>
         <w:tc>
           <w:tcPr>
-            <w:tcW w:w="3790" w:type="dxa"/>
+            <w:tcW w:w="3891" w:type="dxa"/>
             <w:shd w:val="clear" w:color="auto" w:fill="F4F0E8"/>
             <w:vAlign w:val="center"/>
           </w:tcPr>
@@ -4854,7 +4846,7 @@
         </w:trPr>
         <w:tc>
           <w:tcPr>
-            <w:tcW w:w="824" w:type="dxa"/>
+            <w:tcW w:w="674" w:type="dxa"/>
             <w:shd w:val="clear" w:color="auto" w:fill="FFFFFF"/>
             <w:vAlign w:val="center"/>
           </w:tcPr>
@@ -4869,7 +4861,7 @@
         </w:tc>
         <w:tc>
           <w:tcPr>
-            <w:tcW w:w="4295" w:type="dxa"/>
+            <w:tcW w:w="4467" w:type="dxa"/>
             <w:shd w:val="clear" w:color="auto" w:fill="FFFFFF"/>
             <w:vAlign w:val="center"/>
           </w:tcPr>
@@ -4884,7 +4876,7 @@
         </w:tc>
         <w:tc>
           <w:tcPr>
-            <w:tcW w:w="1373" w:type="dxa"/>
+            <w:tcW w:w="1250" w:type="dxa"/>
             <w:shd w:val="clear" w:color="auto" w:fill="FFFFFF"/>
             <w:vAlign w:val="center"/>
           </w:tcPr>
@@ -4899,7 +4891,7 @@
         </w:tc>
         <w:tc>
           <w:tcPr>
-            <w:tcW w:w="3790" w:type="dxa"/>
+            <w:tcW w:w="3891" w:type="dxa"/>
             <w:shd w:val="clear" w:color="auto" w:fill="FFFFFF"/>
             <w:vAlign w:val="center"/>
           </w:tcPr>
@@ -4920,7 +4912,7 @@
         </w:trPr>
         <w:tc>
           <w:tcPr>
-            <w:tcW w:w="824" w:type="dxa"/>
+            <w:tcW w:w="674" w:type="dxa"/>
             <w:shd w:val="clear" w:color="auto" w:fill="F4F0E8"/>
             <w:vAlign w:val="center"/>
           </w:tcPr>
@@ -4935,7 +4927,7 @@
         </w:tc>
         <w:tc>
           <w:tcPr>
-            <w:tcW w:w="4295" w:type="dxa"/>
+            <w:tcW w:w="4467" w:type="dxa"/>
             <w:shd w:val="clear" w:color="auto" w:fill="F4F0E8"/>
             <w:vAlign w:val="center"/>
           </w:tcPr>
@@ -4950,7 +4942,7 @@
         </w:tc>
         <w:tc>
           <w:tcPr>
-            <w:tcW w:w="1373" w:type="dxa"/>
+            <w:tcW w:w="1250" w:type="dxa"/>
             <w:shd w:val="clear" w:color="auto" w:fill="F4F0E8"/>
             <w:vAlign w:val="center"/>
           </w:tcPr>
@@ -4965,7 +4957,7 @@
         </w:tc>
         <w:tc>
           <w:tcPr>
-            <w:tcW w:w="3790" w:type="dxa"/>
+            <w:tcW w:w="3891" w:type="dxa"/>
             <w:shd w:val="clear" w:color="auto" w:fill="F4F0E8"/>
             <w:vAlign w:val="center"/>
           </w:tcPr>
@@ -4981,7 +4973,11 @@
       </w:tr>
     </w:tbl>
     <w:p>
+      <w:pPr>
+        <w:keepNext/>
+      </w:pPr>
       <w:r>
+        <w:lastRenderedPageBreak/>
         <w:t>Feature importance measures predictive contribution under permutation. It does not establish that changing a feature will cause a better outcome.</w:t>
       </w:r>
     </w:p>
@@ -4995,8 +4991,8 @@
           <w:noProof/>
         </w:rPr>
         <w:drawing>
-          <wp:inline distT="0" distB="0" distL="0" distR="0" wp14:anchorId="5936ABA3" wp14:editId="216363F5">
-            <wp:extent cx="6529070" cy="3876635"/>
+          <wp:inline distT="0" distB="0" distL="0" distR="0" wp14:anchorId="27E9F4B9" wp14:editId="555E1614">
+            <wp:extent cx="6006744" cy="3566504"/>
             <wp:effectExtent l="0" t="0" r="0" b="0"/>
             <wp:docPr id="7" name="Picture 7"/>
             <wp:cNvGraphicFramePr>
@@ -5018,7 +5014,7 @@
                   <pic:spPr>
                     <a:xfrm>
                       <a:off x="0" y="0"/>
-                      <a:ext cx="6529070" cy="3876635"/>
+                      <a:ext cx="6006744" cy="3566504"/>
                     </a:xfrm>
                     <a:prstGeom prst="rect">
                       <a:avLst/>
@@ -5050,7 +5046,6 @@
         <w:pStyle w:val="Heading2"/>
       </w:pPr>
       <w:r>
-        <w:lastRenderedPageBreak/>
         <w:t>Top predicted-risk projects</w:t>
       </w:r>
     </w:p>
@@ -5071,12 +5066,12 @@
         <w:tblLook w:val="04A0" w:firstRow="1" w:lastRow="0" w:firstColumn="1" w:lastColumn="0" w:noHBand="0" w:noVBand="1"/>
       </w:tblPr>
       <w:tblGrid>
-        <w:gridCol w:w="2829"/>
-        <w:gridCol w:w="562"/>
-        <w:gridCol w:w="615"/>
-        <w:gridCol w:w="562"/>
-        <w:gridCol w:w="703"/>
-        <w:gridCol w:w="5011"/>
+        <w:gridCol w:w="2790"/>
+        <w:gridCol w:w="674"/>
+        <w:gridCol w:w="962"/>
+        <w:gridCol w:w="770"/>
+        <w:gridCol w:w="1058"/>
+        <w:gridCol w:w="4028"/>
       </w:tblGrid>
       <w:tr>
         <w:trPr>
@@ -5086,7 +5081,7 @@
         </w:trPr>
         <w:tc>
           <w:tcPr>
-            <w:tcW w:w="2829" w:type="dxa"/>
+            <w:tcW w:w="2790" w:type="dxa"/>
             <w:shd w:val="clear" w:color="auto" w:fill="02000B"/>
             <w:vAlign w:val="center"/>
           </w:tcPr>
@@ -5103,7 +5098,7 @@
         </w:tc>
         <w:tc>
           <w:tcPr>
-            <w:tcW w:w="562" w:type="dxa"/>
+            <w:tcW w:w="674" w:type="dxa"/>
             <w:shd w:val="clear" w:color="auto" w:fill="02000B"/>
             <w:vAlign w:val="center"/>
           </w:tcPr>
@@ -5120,7 +5115,7 @@
         </w:tc>
         <w:tc>
           <w:tcPr>
-            <w:tcW w:w="615" w:type="dxa"/>
+            <w:tcW w:w="962" w:type="dxa"/>
             <w:shd w:val="clear" w:color="auto" w:fill="02000B"/>
             <w:vAlign w:val="center"/>
           </w:tcPr>
@@ -5137,7 +5132,7 @@
         </w:tc>
         <w:tc>
           <w:tcPr>
-            <w:tcW w:w="562" w:type="dxa"/>
+            <w:tcW w:w="770" w:type="dxa"/>
             <w:shd w:val="clear" w:color="auto" w:fill="02000B"/>
             <w:vAlign w:val="center"/>
           </w:tcPr>
@@ -5154,7 +5149,7 @@
         </w:tc>
         <w:tc>
           <w:tcPr>
-            <w:tcW w:w="703" w:type="dxa"/>
+            <w:tcW w:w="1058" w:type="dxa"/>
             <w:shd w:val="clear" w:color="auto" w:fill="02000B"/>
             <w:vAlign w:val="center"/>
           </w:tcPr>
@@ -5171,7 +5166,7 @@
         </w:tc>
         <w:tc>
           <w:tcPr>
-            <w:tcW w:w="5011" w:type="dxa"/>
+            <w:tcW w:w="4028" w:type="dxa"/>
             <w:shd w:val="clear" w:color="auto" w:fill="02000B"/>
             <w:vAlign w:val="center"/>
           </w:tcPr>
@@ -5194,7 +5189,7 @@
         </w:trPr>
         <w:tc>
           <w:tcPr>
-            <w:tcW w:w="2829" w:type="dxa"/>
+            <w:tcW w:w="2790" w:type="dxa"/>
             <w:shd w:val="clear" w:color="auto" w:fill="FFFFFF"/>
             <w:vAlign w:val="center"/>
           </w:tcPr>
@@ -5209,7 +5204,7 @@
         </w:tc>
         <w:tc>
           <w:tcPr>
-            <w:tcW w:w="562" w:type="dxa"/>
+            <w:tcW w:w="674" w:type="dxa"/>
             <w:shd w:val="clear" w:color="auto" w:fill="FFFFFF"/>
             <w:vAlign w:val="center"/>
           </w:tcPr>
@@ -5224,7 +5219,7 @@
         </w:tc>
         <w:tc>
           <w:tcPr>
-            <w:tcW w:w="615" w:type="dxa"/>
+            <w:tcW w:w="962" w:type="dxa"/>
             <w:shd w:val="clear" w:color="auto" w:fill="FFFFFF"/>
             <w:vAlign w:val="center"/>
           </w:tcPr>
@@ -5239,7 +5234,7 @@
         </w:tc>
         <w:tc>
           <w:tcPr>
-            <w:tcW w:w="562" w:type="dxa"/>
+            <w:tcW w:w="770" w:type="dxa"/>
             <w:shd w:val="clear" w:color="auto" w:fill="FFFFFF"/>
             <w:vAlign w:val="center"/>
           </w:tcPr>
@@ -5254,7 +5249,7 @@
         </w:tc>
         <w:tc>
           <w:tcPr>
-            <w:tcW w:w="703" w:type="dxa"/>
+            <w:tcW w:w="1058" w:type="dxa"/>
             <w:shd w:val="clear" w:color="auto" w:fill="FFFFFF"/>
             <w:vAlign w:val="center"/>
           </w:tcPr>
@@ -5269,7 +5264,7 @@
         </w:tc>
         <w:tc>
           <w:tcPr>
-            <w:tcW w:w="5011" w:type="dxa"/>
+            <w:tcW w:w="4028" w:type="dxa"/>
             <w:shd w:val="clear" w:color="auto" w:fill="FFFFFF"/>
             <w:vAlign w:val="center"/>
           </w:tcPr>
@@ -5290,7 +5285,7 @@
         </w:trPr>
         <w:tc>
           <w:tcPr>
-            <w:tcW w:w="2829" w:type="dxa"/>
+            <w:tcW w:w="2790" w:type="dxa"/>
             <w:shd w:val="clear" w:color="auto" w:fill="F4F0E8"/>
             <w:vAlign w:val="center"/>
           </w:tcPr>
@@ -5305,7 +5300,7 @@
         </w:tc>
         <w:tc>
           <w:tcPr>
-            <w:tcW w:w="562" w:type="dxa"/>
+            <w:tcW w:w="674" w:type="dxa"/>
             <w:shd w:val="clear" w:color="auto" w:fill="F4F0E8"/>
             <w:vAlign w:val="center"/>
           </w:tcPr>
@@ -5320,7 +5315,7 @@
         </w:tc>
         <w:tc>
           <w:tcPr>
-            <w:tcW w:w="615" w:type="dxa"/>
+            <w:tcW w:w="962" w:type="dxa"/>
             <w:shd w:val="clear" w:color="auto" w:fill="F4F0E8"/>
             <w:vAlign w:val="center"/>
           </w:tcPr>
@@ -5335,7 +5330,7 @@
         </w:tc>
         <w:tc>
           <w:tcPr>
-            <w:tcW w:w="562" w:type="dxa"/>
+            <w:tcW w:w="770" w:type="dxa"/>
             <w:shd w:val="clear" w:color="auto" w:fill="F4F0E8"/>
             <w:vAlign w:val="center"/>
           </w:tcPr>
@@ -5350,7 +5345,7 @@
         </w:tc>
         <w:tc>
           <w:tcPr>
-            <w:tcW w:w="703" w:type="dxa"/>
+            <w:tcW w:w="1058" w:type="dxa"/>
             <w:shd w:val="clear" w:color="auto" w:fill="F4F0E8"/>
             <w:vAlign w:val="center"/>
           </w:tcPr>
@@ -5365,7 +5360,7 @@
         </w:tc>
         <w:tc>
           <w:tcPr>
-            <w:tcW w:w="5011" w:type="dxa"/>
+            <w:tcW w:w="4028" w:type="dxa"/>
             <w:shd w:val="clear" w:color="auto" w:fill="F4F0E8"/>
             <w:vAlign w:val="center"/>
           </w:tcPr>
@@ -5386,7 +5381,7 @@
         </w:trPr>
         <w:tc>
           <w:tcPr>
-            <w:tcW w:w="2829" w:type="dxa"/>
+            <w:tcW w:w="2790" w:type="dxa"/>
             <w:shd w:val="clear" w:color="auto" w:fill="FFFFFF"/>
             <w:vAlign w:val="center"/>
           </w:tcPr>
@@ -5401,7 +5396,7 @@
         </w:tc>
         <w:tc>
           <w:tcPr>
-            <w:tcW w:w="562" w:type="dxa"/>
+            <w:tcW w:w="674" w:type="dxa"/>
             <w:shd w:val="clear" w:color="auto" w:fill="FFFFFF"/>
             <w:vAlign w:val="center"/>
           </w:tcPr>
@@ -5416,7 +5411,7 @@
         </w:tc>
         <w:tc>
           <w:tcPr>
-            <w:tcW w:w="615" w:type="dxa"/>
+            <w:tcW w:w="962" w:type="dxa"/>
             <w:shd w:val="clear" w:color="auto" w:fill="FFFFFF"/>
             <w:vAlign w:val="center"/>
           </w:tcPr>
@@ -5431,7 +5426,7 @@
         </w:tc>
         <w:tc>
           <w:tcPr>
-            <w:tcW w:w="562" w:type="dxa"/>
+            <w:tcW w:w="770" w:type="dxa"/>
             <w:shd w:val="clear" w:color="auto" w:fill="FFFFFF"/>
             <w:vAlign w:val="center"/>
           </w:tcPr>
@@ -5446,7 +5441,7 @@
         </w:tc>
         <w:tc>
           <w:tcPr>
-            <w:tcW w:w="703" w:type="dxa"/>
+            <w:tcW w:w="1058" w:type="dxa"/>
             <w:shd w:val="clear" w:color="auto" w:fill="FFFFFF"/>
             <w:vAlign w:val="center"/>
           </w:tcPr>
@@ -5461,7 +5456,7 @@
         </w:tc>
         <w:tc>
           <w:tcPr>
-            <w:tcW w:w="5011" w:type="dxa"/>
+            <w:tcW w:w="4028" w:type="dxa"/>
             <w:shd w:val="clear" w:color="auto" w:fill="FFFFFF"/>
             <w:vAlign w:val="center"/>
           </w:tcPr>
@@ -5482,7 +5477,7 @@
         </w:trPr>
         <w:tc>
           <w:tcPr>
-            <w:tcW w:w="2829" w:type="dxa"/>
+            <w:tcW w:w="2790" w:type="dxa"/>
             <w:shd w:val="clear" w:color="auto" w:fill="F4F0E8"/>
             <w:vAlign w:val="center"/>
           </w:tcPr>
@@ -5497,7 +5492,7 @@
         </w:tc>
         <w:tc>
           <w:tcPr>
-            <w:tcW w:w="562" w:type="dxa"/>
+            <w:tcW w:w="674" w:type="dxa"/>
             <w:shd w:val="clear" w:color="auto" w:fill="F4F0E8"/>
             <w:vAlign w:val="center"/>
           </w:tcPr>
@@ -5512,7 +5507,7 @@
         </w:tc>
         <w:tc>
           <w:tcPr>
-            <w:tcW w:w="615" w:type="dxa"/>
+            <w:tcW w:w="962" w:type="dxa"/>
             <w:shd w:val="clear" w:color="auto" w:fill="F4F0E8"/>
             <w:vAlign w:val="center"/>
           </w:tcPr>
@@ -5527,7 +5522,7 @@
         </w:tc>
         <w:tc>
           <w:tcPr>
-            <w:tcW w:w="562" w:type="dxa"/>
+            <w:tcW w:w="770" w:type="dxa"/>
             <w:shd w:val="clear" w:color="auto" w:fill="F4F0E8"/>
             <w:vAlign w:val="center"/>
           </w:tcPr>
@@ -5542,7 +5537,7 @@
         </w:tc>
         <w:tc>
           <w:tcPr>
-            <w:tcW w:w="703" w:type="dxa"/>
+            <w:tcW w:w="1058" w:type="dxa"/>
             <w:shd w:val="clear" w:color="auto" w:fill="F4F0E8"/>
             <w:vAlign w:val="center"/>
           </w:tcPr>
@@ -5557,7 +5552,7 @@
         </w:tc>
         <w:tc>
           <w:tcPr>
-            <w:tcW w:w="5011" w:type="dxa"/>
+            <w:tcW w:w="4028" w:type="dxa"/>
             <w:shd w:val="clear" w:color="auto" w:fill="F4F0E8"/>
             <w:vAlign w:val="center"/>
           </w:tcPr>
@@ -5578,7 +5573,7 @@
         </w:trPr>
         <w:tc>
           <w:tcPr>
-            <w:tcW w:w="2829" w:type="dxa"/>
+            <w:tcW w:w="2790" w:type="dxa"/>
             <w:shd w:val="clear" w:color="auto" w:fill="FFFFFF"/>
             <w:vAlign w:val="center"/>
           </w:tcPr>
@@ -5593,7 +5588,7 @@
         </w:tc>
         <w:tc>
           <w:tcPr>
-            <w:tcW w:w="562" w:type="dxa"/>
+            <w:tcW w:w="674" w:type="dxa"/>
             <w:shd w:val="clear" w:color="auto" w:fill="FFFFFF"/>
             <w:vAlign w:val="center"/>
           </w:tcPr>
@@ -5608,7 +5603,7 @@
         </w:tc>
         <w:tc>
           <w:tcPr>
-            <w:tcW w:w="615" w:type="dxa"/>
+            <w:tcW w:w="962" w:type="dxa"/>
             <w:shd w:val="clear" w:color="auto" w:fill="FFFFFF"/>
             <w:vAlign w:val="center"/>
           </w:tcPr>
@@ -5623,7 +5618,7 @@
         </w:tc>
         <w:tc>
           <w:tcPr>
-            <w:tcW w:w="562" w:type="dxa"/>
+            <w:tcW w:w="770" w:type="dxa"/>
             <w:shd w:val="clear" w:color="auto" w:fill="FFFFFF"/>
             <w:vAlign w:val="center"/>
           </w:tcPr>
@@ -5638,7 +5633,7 @@
         </w:tc>
         <w:tc>
           <w:tcPr>
-            <w:tcW w:w="703" w:type="dxa"/>
+            <w:tcW w:w="1058" w:type="dxa"/>
             <w:shd w:val="clear" w:color="auto" w:fill="FFFFFF"/>
             <w:vAlign w:val="center"/>
           </w:tcPr>
@@ -5653,7 +5648,7 @@
         </w:tc>
         <w:tc>
           <w:tcPr>
-            <w:tcW w:w="5011" w:type="dxa"/>
+            <w:tcW w:w="4028" w:type="dxa"/>
             <w:shd w:val="clear" w:color="auto" w:fill="FFFFFF"/>
             <w:vAlign w:val="center"/>
           </w:tcPr>
@@ -5674,7 +5669,7 @@
         </w:trPr>
         <w:tc>
           <w:tcPr>
-            <w:tcW w:w="2829" w:type="dxa"/>
+            <w:tcW w:w="2790" w:type="dxa"/>
             <w:shd w:val="clear" w:color="auto" w:fill="F4F0E8"/>
             <w:vAlign w:val="center"/>
           </w:tcPr>
@@ -5689,7 +5684,7 @@
         </w:tc>
         <w:tc>
           <w:tcPr>
-            <w:tcW w:w="562" w:type="dxa"/>
+            <w:tcW w:w="674" w:type="dxa"/>
             <w:shd w:val="clear" w:color="auto" w:fill="F4F0E8"/>
             <w:vAlign w:val="center"/>
           </w:tcPr>
@@ -5704,7 +5699,7 @@
         </w:tc>
         <w:tc>
           <w:tcPr>
-            <w:tcW w:w="615" w:type="dxa"/>
+            <w:tcW w:w="962" w:type="dxa"/>
             <w:shd w:val="clear" w:color="auto" w:fill="F4F0E8"/>
             <w:vAlign w:val="center"/>
           </w:tcPr>
@@ -5719,7 +5714,7 @@
         </w:tc>
         <w:tc>
           <w:tcPr>
-            <w:tcW w:w="562" w:type="dxa"/>
+            <w:tcW w:w="770" w:type="dxa"/>
             <w:shd w:val="clear" w:color="auto" w:fill="F4F0E8"/>
             <w:vAlign w:val="center"/>
           </w:tcPr>
@@ -5734,7 +5729,7 @@
         </w:tc>
         <w:tc>
           <w:tcPr>
-            <w:tcW w:w="703" w:type="dxa"/>
+            <w:tcW w:w="1058" w:type="dxa"/>
             <w:shd w:val="clear" w:color="auto" w:fill="F4F0E8"/>
             <w:vAlign w:val="center"/>
           </w:tcPr>
@@ -5749,7 +5744,7 @@
         </w:tc>
         <w:tc>
           <w:tcPr>
-            <w:tcW w:w="5011" w:type="dxa"/>
+            <w:tcW w:w="4028" w:type="dxa"/>
             <w:shd w:val="clear" w:color="auto" w:fill="F4F0E8"/>
             <w:vAlign w:val="center"/>
           </w:tcPr>
@@ -5770,7 +5765,7 @@
         </w:trPr>
         <w:tc>
           <w:tcPr>
-            <w:tcW w:w="2829" w:type="dxa"/>
+            <w:tcW w:w="2790" w:type="dxa"/>
             <w:shd w:val="clear" w:color="auto" w:fill="FFFFFF"/>
             <w:vAlign w:val="center"/>
           </w:tcPr>
@@ -5785,7 +5780,7 @@
         </w:tc>
         <w:tc>
           <w:tcPr>
-            <w:tcW w:w="562" w:type="dxa"/>
+            <w:tcW w:w="674" w:type="dxa"/>
             <w:shd w:val="clear" w:color="auto" w:fill="FFFFFF"/>
             <w:vAlign w:val="center"/>
           </w:tcPr>
@@ -5800,7 +5795,7 @@
         </w:tc>
         <w:tc>
           <w:tcPr>
-            <w:tcW w:w="615" w:type="dxa"/>
+            <w:tcW w:w="962" w:type="dxa"/>
             <w:shd w:val="clear" w:color="auto" w:fill="FFFFFF"/>
             <w:vAlign w:val="center"/>
           </w:tcPr>
@@ -5815,7 +5810,7 @@
         </w:tc>
         <w:tc>
           <w:tcPr>
-            <w:tcW w:w="562" w:type="dxa"/>
+            <w:tcW w:w="770" w:type="dxa"/>
             <w:shd w:val="clear" w:color="auto" w:fill="FFFFFF"/>
             <w:vAlign w:val="center"/>
           </w:tcPr>
@@ -5830,7 +5825,7 @@
         </w:tc>
         <w:tc>
           <w:tcPr>
-            <w:tcW w:w="703" w:type="dxa"/>
+            <w:tcW w:w="1058" w:type="dxa"/>
             <w:shd w:val="clear" w:color="auto" w:fill="FFFFFF"/>
             <w:vAlign w:val="center"/>
           </w:tcPr>
@@ -5845,7 +5840,7 @@
         </w:tc>
         <w:tc>
           <w:tcPr>
-            <w:tcW w:w="5011" w:type="dxa"/>
+            <w:tcW w:w="4028" w:type="dxa"/>
             <w:shd w:val="clear" w:color="auto" w:fill="FFFFFF"/>
             <w:vAlign w:val="center"/>
           </w:tcPr>
@@ -5864,13 +5859,17 @@
       <w:pPr>
         <w:pStyle w:val="Heading1"/>
       </w:pPr>
-      <w:bookmarkStart w:id="8" w:name="_Toc236851215"/>
+      <w:bookmarkStart w:id="8" w:name="_Toc236852689"/>
       <w:r>
+        <w:lastRenderedPageBreak/>
         <w:t>9. Dashboards and Portfolio Communication</w:t>
       </w:r>
       <w:bookmarkEnd w:id="8"/>
     </w:p>
     <w:p>
+      <w:pPr>
+        <w:keepNext/>
+      </w:pPr>
       <w:r>
         <w:t>The Share phase produced executive, model-performance, project-risk, and feature-driver dashboards plus Power BI and Tableau build specifications.</w:t>
       </w:r>
@@ -5884,10 +5883,9 @@
         <w:rPr>
           <w:noProof/>
         </w:rPr>
-        <w:lastRenderedPageBreak/>
         <w:drawing>
-          <wp:inline distT="0" distB="0" distL="0" distR="0" wp14:anchorId="7CFE7C60" wp14:editId="49F66EED">
-            <wp:extent cx="6529070" cy="3876635"/>
+          <wp:inline distT="0" distB="0" distL="0" distR="0" wp14:anchorId="1581D1F0" wp14:editId="305FA168">
+            <wp:extent cx="6006744" cy="3566504"/>
             <wp:effectExtent l="0" t="0" r="0" b="0"/>
             <wp:docPr id="8" name="Picture 8" descr="Executive model view: predicted risk bands, champion performance and the highest predicted-risk projects."/>
             <wp:cNvGraphicFramePr>
@@ -5909,7 +5907,7 @@
                   <pic:spPr>
                     <a:xfrm>
                       <a:off x="0" y="0"/>
-                      <a:ext cx="6529070" cy="3876635"/>
+                      <a:ext cx="6006744" cy="3566504"/>
                     </a:xfrm>
                     <a:prstGeom prst="rect">
                       <a:avLst/>
@@ -5945,9 +5943,10 @@
         <w:rPr>
           <w:noProof/>
         </w:rPr>
+        <w:lastRenderedPageBreak/>
         <w:drawing>
-          <wp:inline distT="0" distB="0" distL="0" distR="0" wp14:anchorId="0E0A6446" wp14:editId="3FB593AB">
-            <wp:extent cx="6529070" cy="3876635"/>
+          <wp:inline distT="0" distB="0" distL="0" distR="0" wp14:anchorId="5FBFD59E" wp14:editId="5D72E923">
+            <wp:extent cx="6006744" cy="3566504"/>
             <wp:effectExtent l="0" t="0" r="0" b="0"/>
             <wp:docPr id="9" name="Picture 9" descr="Project risk prioritization: how cost and schedule probability combine into a single review queue."/>
             <wp:cNvGraphicFramePr>
@@ -5969,7 +5968,7 @@
                   <pic:spPr>
                     <a:xfrm>
                       <a:off x="0" y="0"/>
-                      <a:ext cx="6529070" cy="3876635"/>
+                      <a:ext cx="6006744" cy="3566504"/>
                     </a:xfrm>
                     <a:prstGeom prst="rect">
                       <a:avLst/>
@@ -5998,7 +5997,6 @@
     </w:p>
     <w:p>
       <w:r>
-        <w:lastRenderedPageBreak/>
         <w:t>The communication design shows probability and risk band together, labels validation and test periods, and keeps synthetic-data, uncertainty, and human-review warnings visible.</w:t>
       </w:r>
     </w:p>
@@ -6006,7 +6004,7 @@
       <w:pPr>
         <w:pStyle w:val="Heading1"/>
       </w:pPr>
-      <w:bookmarkStart w:id="9" w:name="_Toc236851216"/>
+      <w:bookmarkStart w:id="9" w:name="_Toc236852690"/>
       <w:r>
         <w:t>10. Act Plan, Human Review, and Monitoring</w:t>
       </w:r>
@@ -6113,6 +6111,7 @@
         <w:pStyle w:val="Heading2"/>
       </w:pPr>
       <w:r>
+        <w:lastRenderedPageBreak/>
         <w:t>Proposed monitoring</w:t>
       </w:r>
     </w:p>
@@ -6133,9 +6132,9 @@
         <w:tblLook w:val="04A0" w:firstRow="1" w:lastRow="0" w:firstColumn="1" w:lastColumn="0" w:noHBand="0" w:noVBand="1"/>
       </w:tblPr>
       <w:tblGrid>
-        <w:gridCol w:w="3041"/>
-        <w:gridCol w:w="2752"/>
-        <w:gridCol w:w="4489"/>
+        <w:gridCol w:w="2896"/>
+        <w:gridCol w:w="2822"/>
+        <w:gridCol w:w="4564"/>
       </w:tblGrid>
       <w:tr>
         <w:trPr>
@@ -6145,7 +6144,7 @@
         </w:trPr>
         <w:tc>
           <w:tcPr>
-            <w:tcW w:w="3041" w:type="dxa"/>
+            <w:tcW w:w="2896" w:type="dxa"/>
             <w:shd w:val="clear" w:color="auto" w:fill="02000B"/>
             <w:vAlign w:val="center"/>
           </w:tcPr>
@@ -6162,7 +6161,7 @@
         </w:tc>
         <w:tc>
           <w:tcPr>
-            <w:tcW w:w="2752" w:type="dxa"/>
+            <w:tcW w:w="2822" w:type="dxa"/>
             <w:shd w:val="clear" w:color="auto" w:fill="02000B"/>
             <w:vAlign w:val="center"/>
           </w:tcPr>
@@ -6179,7 +6178,7 @@
         </w:tc>
         <w:tc>
           <w:tcPr>
-            <w:tcW w:w="4489" w:type="dxa"/>
+            <w:tcW w:w="4564" w:type="dxa"/>
             <w:shd w:val="clear" w:color="auto" w:fill="02000B"/>
             <w:vAlign w:val="center"/>
           </w:tcPr>
@@ -6202,7 +6201,7 @@
         </w:trPr>
         <w:tc>
           <w:tcPr>
-            <w:tcW w:w="3041" w:type="dxa"/>
+            <w:tcW w:w="2896" w:type="dxa"/>
             <w:shd w:val="clear" w:color="auto" w:fill="FFFFFF"/>
             <w:vAlign w:val="center"/>
           </w:tcPr>
@@ -6217,7 +6216,7 @@
         </w:tc>
         <w:tc>
           <w:tcPr>
-            <w:tcW w:w="2752" w:type="dxa"/>
+            <w:tcW w:w="2822" w:type="dxa"/>
             <w:shd w:val="clear" w:color="auto" w:fill="FFFFFF"/>
             <w:vAlign w:val="center"/>
           </w:tcPr>
@@ -6232,7 +6231,7 @@
         </w:tc>
         <w:tc>
           <w:tcPr>
-            <w:tcW w:w="4489" w:type="dxa"/>
+            <w:tcW w:w="4564" w:type="dxa"/>
             <w:shd w:val="clear" w:color="auto" w:fill="FFFFFF"/>
             <w:vAlign w:val="center"/>
           </w:tcPr>
@@ -6253,7 +6252,7 @@
         </w:trPr>
         <w:tc>
           <w:tcPr>
-            <w:tcW w:w="3041" w:type="dxa"/>
+            <w:tcW w:w="2896" w:type="dxa"/>
             <w:shd w:val="clear" w:color="auto" w:fill="F4F0E8"/>
             <w:vAlign w:val="center"/>
           </w:tcPr>
@@ -6268,7 +6267,7 @@
         </w:tc>
         <w:tc>
           <w:tcPr>
-            <w:tcW w:w="2752" w:type="dxa"/>
+            <w:tcW w:w="2822" w:type="dxa"/>
             <w:shd w:val="clear" w:color="auto" w:fill="F4F0E8"/>
             <w:vAlign w:val="center"/>
           </w:tcPr>
@@ -6283,7 +6282,7 @@
         </w:tc>
         <w:tc>
           <w:tcPr>
-            <w:tcW w:w="4489" w:type="dxa"/>
+            <w:tcW w:w="4564" w:type="dxa"/>
             <w:shd w:val="clear" w:color="auto" w:fill="F4F0E8"/>
             <w:vAlign w:val="center"/>
           </w:tcPr>
@@ -6304,7 +6303,7 @@
         </w:trPr>
         <w:tc>
           <w:tcPr>
-            <w:tcW w:w="3041" w:type="dxa"/>
+            <w:tcW w:w="2896" w:type="dxa"/>
             <w:shd w:val="clear" w:color="auto" w:fill="FFFFFF"/>
             <w:vAlign w:val="center"/>
           </w:tcPr>
@@ -6319,7 +6318,7 @@
         </w:tc>
         <w:tc>
           <w:tcPr>
-            <w:tcW w:w="2752" w:type="dxa"/>
+            <w:tcW w:w="2822" w:type="dxa"/>
             <w:shd w:val="clear" w:color="auto" w:fill="FFFFFF"/>
             <w:vAlign w:val="center"/>
           </w:tcPr>
@@ -6334,7 +6333,7 @@
         </w:tc>
         <w:tc>
           <w:tcPr>
-            <w:tcW w:w="4489" w:type="dxa"/>
+            <w:tcW w:w="4564" w:type="dxa"/>
             <w:shd w:val="clear" w:color="auto" w:fill="FFFFFF"/>
             <w:vAlign w:val="center"/>
           </w:tcPr>
@@ -6355,7 +6354,7 @@
         </w:trPr>
         <w:tc>
           <w:tcPr>
-            <w:tcW w:w="3041" w:type="dxa"/>
+            <w:tcW w:w="2896" w:type="dxa"/>
             <w:shd w:val="clear" w:color="auto" w:fill="F4F0E8"/>
             <w:vAlign w:val="center"/>
           </w:tcPr>
@@ -6370,7 +6369,7 @@
         </w:tc>
         <w:tc>
           <w:tcPr>
-            <w:tcW w:w="2752" w:type="dxa"/>
+            <w:tcW w:w="2822" w:type="dxa"/>
             <w:shd w:val="clear" w:color="auto" w:fill="F4F0E8"/>
             <w:vAlign w:val="center"/>
           </w:tcPr>
@@ -6385,7 +6384,7 @@
         </w:tc>
         <w:tc>
           <w:tcPr>
-            <w:tcW w:w="4489" w:type="dxa"/>
+            <w:tcW w:w="4564" w:type="dxa"/>
             <w:shd w:val="clear" w:color="auto" w:fill="F4F0E8"/>
             <w:vAlign w:val="center"/>
           </w:tcPr>
@@ -6406,7 +6405,7 @@
         </w:trPr>
         <w:tc>
           <w:tcPr>
-            <w:tcW w:w="3041" w:type="dxa"/>
+            <w:tcW w:w="2896" w:type="dxa"/>
             <w:shd w:val="clear" w:color="auto" w:fill="FFFFFF"/>
             <w:vAlign w:val="center"/>
           </w:tcPr>
@@ -6421,7 +6420,7 @@
         </w:tc>
         <w:tc>
           <w:tcPr>
-            <w:tcW w:w="2752" w:type="dxa"/>
+            <w:tcW w:w="2822" w:type="dxa"/>
             <w:shd w:val="clear" w:color="auto" w:fill="FFFFFF"/>
             <w:vAlign w:val="center"/>
           </w:tcPr>
@@ -6436,7 +6435,7 @@
         </w:tc>
         <w:tc>
           <w:tcPr>
-            <w:tcW w:w="4489" w:type="dxa"/>
+            <w:tcW w:w="4564" w:type="dxa"/>
             <w:shd w:val="clear" w:color="auto" w:fill="FFFFFF"/>
             <w:vAlign w:val="center"/>
           </w:tcPr>
@@ -6457,7 +6456,7 @@
         </w:trPr>
         <w:tc>
           <w:tcPr>
-            <w:tcW w:w="3041" w:type="dxa"/>
+            <w:tcW w:w="2896" w:type="dxa"/>
             <w:shd w:val="clear" w:color="auto" w:fill="F4F0E8"/>
             <w:vAlign w:val="center"/>
           </w:tcPr>
@@ -6472,7 +6471,7 @@
         </w:tc>
         <w:tc>
           <w:tcPr>
-            <w:tcW w:w="2752" w:type="dxa"/>
+            <w:tcW w:w="2822" w:type="dxa"/>
             <w:shd w:val="clear" w:color="auto" w:fill="F4F0E8"/>
             <w:vAlign w:val="center"/>
           </w:tcPr>
@@ -6487,7 +6486,7 @@
         </w:tc>
         <w:tc>
           <w:tcPr>
-            <w:tcW w:w="4489" w:type="dxa"/>
+            <w:tcW w:w="4564" w:type="dxa"/>
             <w:shd w:val="clear" w:color="auto" w:fill="F4F0E8"/>
             <w:vAlign w:val="center"/>
           </w:tcPr>
@@ -6508,7 +6507,7 @@
         </w:trPr>
         <w:tc>
           <w:tcPr>
-            <w:tcW w:w="3041" w:type="dxa"/>
+            <w:tcW w:w="2896" w:type="dxa"/>
             <w:shd w:val="clear" w:color="auto" w:fill="FFFFFF"/>
             <w:vAlign w:val="center"/>
           </w:tcPr>
@@ -6523,7 +6522,7 @@
         </w:tc>
         <w:tc>
           <w:tcPr>
-            <w:tcW w:w="2752" w:type="dxa"/>
+            <w:tcW w:w="2822" w:type="dxa"/>
             <w:shd w:val="clear" w:color="auto" w:fill="FFFFFF"/>
             <w:vAlign w:val="center"/>
           </w:tcPr>
@@ -6538,7 +6537,7 @@
         </w:tc>
         <w:tc>
           <w:tcPr>
-            <w:tcW w:w="4489" w:type="dxa"/>
+            <w:tcW w:w="4564" w:type="dxa"/>
             <w:shd w:val="clear" w:color="auto" w:fill="FFFFFF"/>
             <w:vAlign w:val="center"/>
           </w:tcPr>
@@ -6557,7 +6556,7 @@
       <w:pPr>
         <w:pStyle w:val="Heading1"/>
       </w:pPr>
-      <w:bookmarkStart w:id="10" w:name="_Toc236851217"/>
+      <w:bookmarkStart w:id="10" w:name="_Toc236852691"/>
       <w:r>
         <w:t>11. Limitations, Responsible AI, and Conclusion</w:t>
       </w:r>
@@ -6592,7 +6591,6 @@
         <w:pStyle w:val="ListBullet"/>
       </w:pPr>
       <w:r>
-        <w:lastRenderedPageBreak/>
         <w:t>Feature importance is predictive, not causal.</w:t>
       </w:r>
     </w:p>
@@ -6645,7 +6643,7 @@
       <w:pPr>
         <w:pStyle w:val="Heading1"/>
       </w:pPr>
-      <w:bookmarkStart w:id="11" w:name="_Toc236851218"/>
+      <w:bookmarkStart w:id="11" w:name="_Toc236852692"/>
       <w:r>
         <w:t>12. Sources and Deliverables</w:t>
       </w:r>
@@ -6691,6 +6689,7 @@
     </w:p>
     <w:p>
       <w:r>
+        <w:lastRenderedPageBreak/>
         <w:t xml:space="preserve">Microsoft Data Science Lifecycle: </w:t>
       </w:r>
       <w:hyperlink r:id="rId15">
@@ -7169,31 +7168,31 @@
       </w:rPr>
     </w:lvl>
   </w:abstractNum>
-  <w:num w:numId="1" w16cid:durableId="1075516334">
+  <w:num w:numId="1" w16cid:durableId="2074739118">
     <w:abstractNumId w:val="8"/>
   </w:num>
-  <w:num w:numId="2" w16cid:durableId="1450201606">
+  <w:num w:numId="2" w16cid:durableId="544409501">
     <w:abstractNumId w:val="6"/>
   </w:num>
-  <w:num w:numId="3" w16cid:durableId="83696893">
+  <w:num w:numId="3" w16cid:durableId="1807698773">
     <w:abstractNumId w:val="5"/>
   </w:num>
-  <w:num w:numId="4" w16cid:durableId="867524735">
+  <w:num w:numId="4" w16cid:durableId="1966037755">
     <w:abstractNumId w:val="4"/>
   </w:num>
-  <w:num w:numId="5" w16cid:durableId="1904947735">
+  <w:num w:numId="5" w16cid:durableId="1307130235">
     <w:abstractNumId w:val="7"/>
   </w:num>
-  <w:num w:numId="6" w16cid:durableId="854490986">
+  <w:num w:numId="6" w16cid:durableId="750933823">
     <w:abstractNumId w:val="3"/>
   </w:num>
-  <w:num w:numId="7" w16cid:durableId="1312829679">
+  <w:num w:numId="7" w16cid:durableId="1814104752">
     <w:abstractNumId w:val="2"/>
   </w:num>
-  <w:num w:numId="8" w16cid:durableId="2056931741">
+  <w:num w:numId="8" w16cid:durableId="1012345014">
     <w:abstractNumId w:val="1"/>
   </w:num>
-  <w:num w:numId="9" w16cid:durableId="1735196752">
+  <w:num w:numId="9" w16cid:durableId="346442658">
     <w:abstractNumId w:val="0"/>
   </w:num>
 </w:numbering>
